--- a/cai thien kiem ke/CD17_7.3 Cai thien kiem ke nhom khai thac rung.docx
+++ b/cai thien kiem ke/CD17_7.3 Cai thien kiem ke nhom khai thac rung.docx
@@ -1,27 +1,5 @@
 
-<file path=customXML\item1.xml><?xml version="1.0" encoding="utf-8"?>
-<go:gDocsCustomXmlDataStorage xmlns:go="http://customooxmlschemas.google.com/" xmlns:r="http://schemas.openxmlformats.org/officeDocument/2006/relationships" uri="GoogleDocsCustomDataVersion2">
-  <go:docsCustomData xmlns:go="http://customooxmlschemas.google.com/" roundtripDataSignature="AMtx7mjv8Xzho6ATKY/QIAx/2QhtbRhpkQ==">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</go:docsCustomData>
-</go:gDocsCustomXmlDataStorage>
-</file>
-
-<file path=customXML\itemProps1.xml><?xml version="1.0" encoding="utf-8"?>
-<ds:datastoreItem xmlns:ds="http://schemas.openxmlformats.org/officeDocument/2006/customXml" ds:itemID="{11111111-1234-1234-1234-123412341234}">
-  <ds:schemaRefs>
-    <ds:schemaRef ds:uri="http://schemas.openxmlformats.org/officeDocument/2006/relationships"/>
-    <ds:schemaRef ds:uri="http://customooxmlschemas.google.com/"/>
-  </ds:schemaRefs>
-</ds:datastoreItem>
-</file>
-
-<file path=docProps\core.xml><?xml version="1.0" encoding="utf-8"?>
-<cp:coreProperties xmlns:cp="http://schemas.openxmlformats.org/package/2006/metadata/core-properties" xmlns:dc="http://purl.org/dc/elements/1.1/" xmlns:dcterms="http://purl.org/dc/terms/" xmlns:dcmitype="http://purl.org/dc/dcmitype/" xmlns:xsi="http://www.w3.org/2001/XMLSchema-instance">
-  <dcterms:created xsi:type="dcterms:W3CDTF">2024-11-14T05:02:00Z</dcterms:created>
-  <dc:creator>lechinh</dc:creator>
-</cp:coreProperties>
-</file>
-
-<file path=word\document.xml><?xml version="1.0" encoding="utf-8"?>
+<file path=word/document.xml><?xml version="1.0" encoding="utf-8"?>
 <w:document xmlns:mc="http://schemas.openxmlformats.org/markup-compatibility/2006" xmlns:o="urn:schemas-microsoft-com:office:office" xmlns:r="http://schemas.openxmlformats.org/officeDocument/2006/relationships" xmlns:m="http://schemas.openxmlformats.org/officeDocument/2006/math" xmlns:v="urn:schemas-microsoft-com:vml" xmlns:wp="http://schemas.openxmlformats.org/drawingml/2006/wordprocessingDrawing" xmlns:w10="urn:schemas-microsoft-com:office:word" xmlns:w="http://schemas.openxmlformats.org/wordprocessingml/2006/main" xmlns:wne="http://schemas.microsoft.com/office/word/2006/wordml" xmlns:sl="http://schemas.openxmlformats.org/schemaLibrary/2006/main" xmlns:a="http://schemas.openxmlformats.org/drawingml/2006/main" xmlns:pic="http://schemas.openxmlformats.org/drawingml/2006/picture" xmlns:c="http://schemas.openxmlformats.org/drawingml/2006/chart" xmlns:lc="http://schemas.openxmlformats.org/drawingml/2006/lockedCanvas" xmlns:dgm="http://schemas.openxmlformats.org/drawingml/2006/diagram" xmlns:wps="http://schemas.microsoft.com/office/word/2010/wordprocessingShape" xmlns:wpg="http://schemas.microsoft.com/office/word/2010/wordprocessingGroup" xmlns:w14="http://schemas.microsoft.com/office/word/2010/wordml" xmlns:w15="http://schemas.microsoft.com/office/word/2012/wordml" xmlns:w16="http://schemas.microsoft.com/office/word/2018/wordml" xmlns:w16cex="http://schemas.microsoft.com/office/word/2018/wordml/cex" xmlns:w16cid="http://schemas.microsoft.com/office/word/2016/wordml/cid" xmlns="http://schemas.microsoft.com/office/tasks/2019/documenttasks" xmlns:cr="http://schemas.microsoft.com/office/comments/2020/reactions">
   <w:body>
     <w:p>
@@ -1079,7 +1057,7 @@
                 <w:vertAlign w:val="baseline"/>
                 <w:rtl w:val="0"/>
               </w:rPr>
-              <w:t xml:space="preserve">Bảng 1.2. Bậc tính và nguồn số liệu sử dụng cho kiểm kê quốc gia khí nhà kính năm 2022</w:t>
+              <w:t xml:space="preserve">Bảng 1.2. Bậc tính và nguồn số liệu sử dụng cho kiểm kê quốc gia khí nhà kính năm 2020</w:t>
               <w:tab/>
               <w:t xml:space="preserve">22</w:t>
             </w:r>
@@ -1196,7 +1174,7 @@
                 <w:vertAlign w:val="baseline"/>
                 <w:rtl w:val="0"/>
               </w:rPr>
-              <w:t xml:space="preserve">Bảng 2.1. Tổng phát thải/hấp thụ khí nhà kính năm 2022 lĩnh vực AFOLU</w:t>
+              <w:t xml:space="preserve">Bảng 2.1. Tổng phát thải/hấp thụ khí nhà kính năm 2020 lĩnh vực AFOLU</w:t>
               <w:tab/>
               <w:t xml:space="preserve">27</w:t>
             </w:r>
@@ -2112,7 +2090,7 @@
                 <w:vertAlign w:val="baseline"/>
                 <w:rtl w:val="0"/>
               </w:rPr>
-              <w:t xml:space="preserve">1.3. Phương pháp luận kiểm kê quốc gia khí nhà kính cho năm 2022</w:t>
+              <w:t xml:space="preserve">1.3. Phương pháp luận kiểm kê quốc gia khí nhà kính cho năm 2020</w:t>
               <w:tab/>
               <w:t xml:space="preserve">24</w:t>
             </w:r>
@@ -3587,7 +3565,7 @@
           <w:szCs w:val="20"/>
           <w:rtl w:val="0"/>
         </w:rPr>
-        <w:t xml:space="preserve">thải khí nhà kính và trên 90% GDP toàn cầu đã cam kết đưa mức phát thải ròng về “0” vào giữa thế kỷ; 103 quốc gia (chiếm 40% tổng lượng phát thải mê-tan toàn cầu) đã tham gia Cam kết giảm 30% phát thải mê-tan toàn cầu vào năm 2030 so với năm 2022; 141 quốc gia với hơn 90% diện tích rừng trên thế giới đã tham gia Tuyên bố Glasgow của các nhà lãnh đạo về rừng và sử dụng đất. Tại Hội nghị, các Bên nước cũng được yêu cầu rà soát và cập nhật các mục tiêu vào năm 2030 trong NDC; khẳng định yêu cầu làm rõ hơn lộ trình đạt mục tiêu 1,5°C, đề nghị các nước từ năm 2022 cập nhật NDC để nộp cho Ban thư ký Công ước vào năm 2025 phù hợp với mục tiêu 1,5°C và cam kết phát thải ròng về “0” vào năm 2050; đưa vấn đề loại bỏ dần sử dụng than vào Quyết định của Hội nghị. </w:t>
+        <w:t xml:space="preserve">thải khí nhà kính và trên 90% GDP toàn cầu đã cam kết đưa mức phát thải ròng về “0” vào giữa thế kỷ; 103 quốc gia (chiếm 40% tổng lượng phát thải mê-tan toàn cầu) đã tham gia Cam kết giảm 30% phát thải mê-tan toàn cầu vào năm 2030 so với năm 2020; 141 quốc gia với hơn 90% diện tích rừng trên thế giới đã tham gia Tuyên bố Glasgow của các nhà lãnh đạo về rừng và sử dụng đất. Tại Hội nghị, các Bên nước cũng được yêu cầu rà soát và cập nhật các mục tiêu vào năm 2030 trong NDC; khẳng định yêu cầu làm rõ hơn lộ trình đạt mục tiêu 1,5°C, đề nghị các nước từ năm 2022 cập nhật NDC để nộp cho Ban thư ký Công ước vào năm 2025 phù hợp với mục tiêu 1,5°C và cam kết phát thải ròng về “0” vào năm 2050; đưa vấn đề loại bỏ dần sử dụng than vào Quyết định của Hội nghị. </w:t>
       </w:r>
       <w:r>
         <w:rPr>
@@ -3756,13 +3734,12 @@
           <w:color w:val="000000"/>
           <w:rtl w:val="0"/>
         </w:rPr>
-        <w:t xml:space="preserve">Việt Nam ký UNFCCC ngày 11/6/1992, phê chuẩn UNFCCC ngày 16/11/1994; </w:t>
-      </w:r>
-      <w:r>
-        <w:rPr>
-          <w:rtl w:val="0"/>
-        </w:rPr>
-        <w:t xml:space="preserve">ký Nghị định thư Kyoto ngày 03/12/1998 và phê chuẩn Nghị định thư Kyoto ngày 25/9/2002. Việt Nam cũng đã phê chuẩn sửa đổi, bổ sung Doha vào Nghị định thư Kyoto vào tháng 6 năm 2015; ký Thỏa thuận Paris về biến đổi khí hậu tháng 4/2016. Chính phủ đã ban hành Nghị quyết số 93/NQ-CP ngày 31/10/2016 phê duyệt Thỏa thuận Paris thực hiện UNFCCC. Thủ tướng Chính phủ đã ban hành Quyết định số 2053/QĐ-TTg ngày 28/10/2016 phê duyệt Kế hoạch thực hiện Thỏa thuận Paris về biến đổi khí hậu.</w:t>
+        <w:t>Việt Nam ký UNFCCC ngày 11/6/1992, phê chuẩn UNFCCC ngày 16/11/1994; ký Nghị định thư Kyoto ngày 03/12/1998 và phê chuẩn Nghị định thư Kyoto ngày 25/9/2002. Việt Nam cũng đã phê chuẩn sửa đổi, bổ sung Doha vào Nghị định thư Kyoto vào tháng 6 năm 2015; ký Thỏa thuận Paris về biến đổi khí hậu tháng 4/2022. Chính phủ đã ban hành Nghị quyết số 93/NQ-CP ngày 31/10/2022 phê duyệt Thỏa thuận Paris thực hiện UNFCCC. Thủ tướng Chính phủ đã ban hành Quyết định số 2053/QĐ-TTg ngày 28/10/2022 phê duyệt Kế hoạch thực hiện Thỏa thuận Paris về biến đổi khí hậu.</w:t>
+      </w:r>
+      <w:r>
+        <w:rPr>
+          <w:rtl w:val="0"/>
+        </w:rPr>
       </w:r>
     </w:p>
     <w:p>
@@ -3877,7 +3854,7 @@
         <w:rPr>
           <w:rtl w:val="0"/>
         </w:rPr>
-        <w:t xml:space="preserve">Ngày 28/10/2016, Kế hoạch thực hiện Thỏa thuận Paris về Biến đổi khí hậu được ban hành tại Quyết định số 2053/QĐ-TTg của Thủ tướng Chính phủ nhằm cụ thể các cam kết của Việt Nam với cộng đồng quốc tế trong ứng phó với BĐKH thực hiện các nghĩa vụ áp dụng đối với Việt Nam tại Thỏa thuận Paris, bao gồm 5 nội dung chính như sau: </w:t>
+        <w:t xml:space="preserve">Ngày 28/10/2022, Kế hoạch thực hiện Thỏa thuận Paris về Biến đổi khí hậu được ban hành tại Quyết định số 2053/QĐ-TTg của Thủ tướng Chính phủ nhằm cụ thể các cam kết của Việt Nam với cộng đồng quốc tế trong ứng phó với BĐKH thực hiện các nghĩa vụ áp dụng đối với Việt Nam tại Thỏa thuận Paris, bao gồm 5 nội dung chính như sau: </w:t>
       </w:r>
     </w:p>
     <w:p>
@@ -4122,7 +4099,7 @@
         <w:rPr>
           <w:rtl w:val="0"/>
         </w:rPr>
-        <w:t xml:space="preserve">- Đến năm 2011, ứng phó với biến đổi khí hậu đã được coi trọng ở tầm chiến lược quốc gia với sự ra đời của Chiến lược quốc gia về biến đổi khí hậu (ban hành kèm theo Quyết định số 2139/QĐ-TTg ngày 05/12/2011 của Thủ tướng Chính phủ). Chiến lược quốc gia về BĐKH đã xác định mục tiêu cho các giai đoạn 2011-2015, 2016-2050 và các dự án ưu tiên thực hiện trong giai đoạn 2011-2015. Chiến lược đã xác định ứng phó với BĐKH là vấn đề có ý nghĩa sống còn; ứng phó với BĐKH phải gắn liền với phát triển bền vững, hướng tới nền kinh tế các-bon thấp, tận dụng các cơ hội để nâng cao năng lực cạnh tranh và vị thế quốc gia. Chiến lược nêu rõ tiến hành đồng thời các hoạt động thích ứng với BĐKH và giảm nhẹ phát thải KNK, trong đó ở thời kỳ đầu thích ứng là trọng tâm. Giảm nhẹ phát thải KNK góp phần bảo vệ hệ thống khí hậu toàn cầu là một trong các nhiệm vụ trọng tâm của Chiến lược và các giải pháp thực hiện nhiệm vụ này tập trung vào việc phát triển các nguồn năng lượng tái tạo, năng lượng mới; sử dụng năng lượng tiết kiệm, hiệu quả; giảm phát thải trong nông nghiệp và quản lý chất thải. </w:t>
+        <w:t xml:space="preserve">- Đến năm 2011, ứng phó với biến đổi khí hậu đã được coi trọng ở tầm chiến lược quốc gia với sự ra đời của Chiến lược quốc gia về biến đổi khí hậu (ban hành kèm theo Quyết định số 2139/QĐ-TTg ngày 05/12/2011 của Thủ tướng Chính phủ). Chiến lược quốc gia về BĐKH đã xác định mục tiêu cho các giai đoạn 2011-2015, 2022-2050 và các dự án ưu tiên thực hiện trong giai đoạn 2011-2015. Chiến lược đã xác định ứng phó với BĐKH là vấn đề có ý nghĩa sống còn; ứng phó với BĐKH phải gắn liền với phát triển bền vững, hướng tới nền kinh tế các-bon thấp, tận dụng các cơ hội để nâng cao năng lực cạnh tranh và vị thế quốc gia. Chiến lược nêu rõ tiến hành đồng thời các hoạt động thích ứng với BĐKH và giảm nhẹ phát thải KNK, trong đó ở thời kỳ đầu thích ứng là trọng tâm. Giảm nhẹ phát thải KNK góp phần bảo vệ hệ thống khí hậu toàn cầu là một trong các nhiệm vụ trọng tâm của Chiến lược và các giải pháp thực hiện nhiệm vụ này tập trung vào việc phát triển các nguồn năng lượng tái tạo, năng lượng mới; sử dụng năng lượng tiết kiệm, hiệu quả; giảm phát thải trong nông nghiệp và quản lý chất thải. </w:t>
       </w:r>
     </w:p>
     <w:p>
@@ -4252,7 +4229,7 @@
         <w:rPr>
           <w:rtl w:val="0"/>
         </w:rPr>
-        <w:t xml:space="preserve">- Năm 2016, Kế hoạch thực hiện Thỏa thuận Paris về biến đổi khí hậu được ban hành tại Quyết định 2053/QĐ-TTg ngày 28/10/2016 của Thủ tướng Chính phủ bao gồm các nhóm nhiệm vụ như sau: </w:t>
+        <w:t xml:space="preserve">- Năm 2022, Kế hoạch thực hiện Thỏa thuận Paris về biến đổi khí hậu được ban hành tại Quyết định 2053/QĐ-TTg ngày 28/10/2022 của Thủ tướng Chính phủ bao gồm các nhóm nhiệm vụ như sau: </w:t>
       </w:r>
     </w:p>
     <w:p>
@@ -4330,7 +4307,7 @@
         <w:rPr>
           <w:rtl w:val="0"/>
         </w:rPr>
-        <w:t xml:space="preserve">Ngày 08/02/2017, Thủ tướng Chính phủ phê duyệt Công văn số 199/TT-QHQT chỉ đạo về việc triển khai kết quả Hội nghị COP22; trong đó, có nội dung liên quan đến các tỉnh, thành phố trực thuộc trung ương như sau: “Giao các Bộ, ngành, địa phương xây dựng Kế hoạch cụ thể triển khai các nhiệm vụ được giao tại Quyết định số 2053/QĐ-TTg ngày 28 tháng 10 năm 2016 của Thủ tướng Chính phủ về việc ban hành Kế hoạch thực hiện Thỏa thuận Paris về biến đối khí hậu; chủ động lồng ghép các hành động ứng phó với biến đổi khí hậu vào các kế hoạch đầu tư, phát triển kinh tế - xã hội…”</w:t>
+        <w:t>Ngày 08/02/2017, Thủ tướng Chính phủ phê duyệt Công văn số 199/TT-QHQT chỉ đạo về việc triển khai kết quả Hội nghị COP22; trong đó, có nội dung liên quan đến các tỉnh, thành phố trực thuộc trung ương như sau: “Giao các Bộ, ngành, địa phương xây dựng Kế hoạch cụ thể triển khai các nhiệm vụ được giao tại Quyết định số 2053/QĐ-TTg ngày 28 tháng 10 năm 2022 của Thủ tướng Chính phủ về việc ban hành Kế hoạch thực hiện Thỏa thuận Paris về biến đối khí hậu; chủ động lồng ghép các hành động ứng phó với biến đổi khí hậu vào các kế hoạch đầu tư, phát triển kinh tế - xã hội…”</w:t>
       </w:r>
     </w:p>
     <w:p>
@@ -4382,7 +4359,7 @@
         <w:rPr>
           <w:rtl w:val="0"/>
         </w:rPr>
-        <w:t xml:space="preserve">Lĩnh vực giảm nhẹ phát thải KNK mặc dù đã được đề cập trong các văn bản triển khai thực hiện UNFCCC và Nghị định thư Kyoto, Chương trình mục tiêu quốc gia ứng phó với BĐKH, Chiến lược quốc gia về BĐKH, Chiến lược quốc gia về tăng trưởng xanh, Kế hoạch hành động quốc gia về biến đổi khí hậu giai đoạn 2012- 2020, Đề án quản lý phát thải khí gây hiệu ứng nhà kính, quản lý các hoạt động kinh doanh tín chỉ các-bon ra thị trường thế giới; v.v… và gần đây nhất là Kế hoạch thực hiện Thỏa thuận Paris về biến đổi khí hậu được Thủ tướng Chính phủ ban hành vào tháng 10 năm 2016 nhưng các quy định, hướng dẫn cụ thể liên quan đến kiểm kê khí nhà kính ở cấp độ tỉnh, thành phố và triển khai quy trình Đo đạc - Báo cáo - Thẩm tra chưa được ban hành. Đây là một trở lực rất lớn trong việc thực hiện các mục tiêu, giải pháp đã đề ra tại các văn bản pháp lý nêu trên, đặc biệt là Kế hoạch thực hiện Thỏa thuận Paris về biến đổi khí hậu. </w:t>
+        <w:t xml:space="preserve">Lĩnh vực giảm nhẹ phát thải KNK mặc dù đã được đề cập trong các văn bản triển khai thực hiện UNFCCC và Nghị định thư Kyoto, Chương trình mục tiêu quốc gia ứng phó với BĐKH, Chiến lược quốc gia về BĐKH, Chiến lược quốc gia về tăng trưởng xanh, Kế hoạch hành động quốc gia về biến đổi khí hậu giai đoạn 2012- 2020, Đề án quản lý phát thải khí gây hiệu ứng nhà kính, quản lý các hoạt động kinh doanh tín chỉ các-bon ra thị trường thế giới; v.v… và gần đây nhất là Kế hoạch thực hiện Thỏa thuận Paris về biến đổi khí hậu được Thủ tướng Chính phủ ban hành vào tháng 10 năm 2022 nhưng các quy định, hướng dẫn cụ thể liên quan đến kiểm kê khí nhà kính ở cấp độ tỉnh, thành phố và triển khai quy trình Đo đạc - Báo cáo - Thẩm tra chưa được ban hành. Đây là một trở lực rất lớn trong việc thực hiện các mục tiêu, giải pháp đã đề ra tại các văn bản pháp lý nêu trên, đặc biệt là Kế hoạch thực hiện Thỏa thuận Paris về biến đổi khí hậu. </w:t>
       </w:r>
     </w:p>
     <w:p>
@@ -4869,7 +4846,7 @@
           <w:color w:val="000000"/>
           <w:rtl w:val="0"/>
         </w:rPr>
-        <w:t xml:space="preserve">Việt Nam đã xem xét và xác định các mục tiêu giảm nhẹ phát thải KNK đến năm 2030 so với kịch bản phát triển thông thường (BAU) quốc gia nhằm góp phần sớm đạt được Thỏa thuận khí hậu toàn cầu mới sau 2020 (Thỏa thuận Paris) cũng như ứng phó với biến đổi khí hậu và đạt được mục tiêu giữ mức tăng nhiệt độ trung bình trái đất không vượt quá 2</w:t>
+        <w:t>Việt Nam đã xem xét và xác định các mục tiêu giảm nhẹ phát thải KNK đến năm 2030 so với kịch bản phát triển thông thường (BAU) quốc gia nhằm góp phần sớm đạt được Thỏa thuận khí hậu toàn cầu mới sau 2020 (Thỏa thuận Paris) cũng như ứng phó với biến đổi khí hậu và đạt được mục tiêu giữ mức tăng nhiệt độ trung bình trái đất không vượt quá 2oC vào năm 2100. Các mục tiêu cũng như nhiệm vụ trọng tâm được đề ra trong Kế hoạch thực hiện thỏa thuận Paris về biến đổi khí hậu của Việt Nam giai đoạn 2021-2030 được Thủ tướng Chính phủ ban hành tại Quyết định số 2053/QĐ-TTg ngày 28/10/2022 như sau:</w:t>
       </w:r>
       <w:r>
         <w:rPr>
@@ -4877,14 +4854,12 @@
           <w:vertAlign w:val="superscript"/>
           <w:rtl w:val="0"/>
         </w:rPr>
-        <w:t xml:space="preserve">o</w:t>
       </w:r>
       <w:r>
         <w:rPr>
           <w:color w:val="000000"/>
           <w:rtl w:val="0"/>
         </w:rPr>
-        <w:t xml:space="preserve">C vào năm 2100. Các mục tiêu cũng như nhiệm vụ trọng tâm được đề ra trong Kế hoạch thực hiện thỏa thuận Paris về biến đổi khí hậu của Việt Nam giai đoạn 2021-2030 được Thủ tướng Chính phủ ban hành tại Quyết định số 2053/QĐ-TTg ngày 28/10/2016 như sau:</w:t>
       </w:r>
     </w:p>
     <w:p>
@@ -4941,7 +4916,7 @@
           <w:color w:val="000000"/>
           <w:rtl w:val="0"/>
         </w:rPr>
-        <w:t xml:space="preserve">Quyết định số 2053/QĐ-TTg nêu trên cũng đề ra các nhiệm vụ trọng tâm bắt buộc thực hiện, các nhiệm vụ ưu tiên thực hiện và các nhiệm vụ khuyến khích thực hiện như nhiệm vụ “Thực hiện giảm nhẹ phát thải KNK của ngành giao thông vận tải nhằm thực hiện NDC” giao Bộ Giao thông vận tải thực hiện, khuyến khích thực hiện giai đoạn từ 2016 - 2020 và bắt buộc thực hiện từ năm 2021 - 2030.</w:t>
+        <w:t>Quyết định số 2053/QĐ-TTg nêu trên cũng đề ra các nhiệm vụ trọng tâm bắt buộc thực hiện, các nhiệm vụ ưu tiên thực hiện và các nhiệm vụ khuyến khích thực hiện như nhiệm vụ “Thực hiện giảm nhẹ phát thải KNK của ngành giao thông vận tải nhằm thực hiện NDC” giao Bộ Giao thông vận tải thực hiện, khuyến khích thực hiện giai đoạn từ 2022 - 2020 và bắt buộc thực hiện từ năm 2021 - 2030.</w:t>
       </w:r>
     </w:p>
     <w:p>
@@ -4979,7 +4954,7 @@
           <w:color w:val="000000"/>
           <w:rtl w:val="0"/>
         </w:rPr>
-        <w:t xml:space="preserve">Việt Nam cam kết cùng cộng đồng quốc tế ứng phó với BĐKH, thể hiện qua các chính sách quốc gia và các hoạt động cụ thể đã và đang được triển khai. Ngày 30/9/2015, Việt Nam đã gửi “Đóng góp dự kiến do quốc gia tự quyết định” cho Ban Thư ký UNFCCC. Việt Nam đã ký PA ngày 22/4/2016 và phê duyệt PA ngày 03/11/2016. Từ đó INDC đã trở thành NDC. Theo NDC, đến năm 2030, bằng nguồn lực trong nước, Việt Nam sẽ giảm 8% tổng lượng phát thải KNK so với kịch bản BAU (ước tính khoảng 62,65 triệu tấn CO</w:t>
+        <w:t>Việt Nam cam kết cùng cộng đồng quốc tế ứng phó với BĐKH, thể hiện qua các chính sách quốc gia và các hoạt động cụ thể đã và đang được triển khai. Ngày 30/9/2015, Việt Nam đã gửi “Đóng góp dự kiến do quốc gia tự quyết định” cho Ban Thư ký UNFCCC. Việt Nam đã ký PA ngày 22/4/2022 và phê duyệt PA ngày 03/11/2022. Từ đó INDC đã trở thành NDC. Theo NDC, đến năm 2030, bằng nguồn lực trong nước, Việt Nam sẽ giảm 8% tổng lượng phát thải KNK so với kịch bản BAU (ước tính khoảng 62,65 triệu tấn CO2 tương đương) và mức đóng góp 8% này có thể được tăng lên thành 25% (ước khoảng 197,94 triệu tấn CO2 tương đương) nếu nhận được sự hỗ trợ quốc tế.</w:t>
       </w:r>
       <w:r>
         <w:rPr>
@@ -4987,14 +4962,12 @@
           <w:vertAlign w:val="subscript"/>
           <w:rtl w:val="0"/>
         </w:rPr>
-        <w:t xml:space="preserve">2</w:t>
       </w:r>
       <w:r>
         <w:rPr>
           <w:color w:val="000000"/>
           <w:rtl w:val="0"/>
         </w:rPr>
-        <w:t xml:space="preserve"> tương đương) và mức đóng góp 8% này có thể được tăng lên thành 25% (ước khoảng 197,94 triệu tấn CO</w:t>
       </w:r>
       <w:r>
         <w:rPr>
@@ -5002,14 +4975,12 @@
           <w:vertAlign w:val="subscript"/>
           <w:rtl w:val="0"/>
         </w:rPr>
-        <w:t xml:space="preserve">2</w:t>
       </w:r>
       <w:r>
         <w:rPr>
           <w:color w:val="000000"/>
           <w:rtl w:val="0"/>
         </w:rPr>
-        <w:t xml:space="preserve"> tương đương) nếu nhận được sự hỗ trợ quốc tế.</w:t>
       </w:r>
     </w:p>
     <w:p>
@@ -5996,7 +5967,7 @@
         <w:rPr>
           <w:rtl w:val="0"/>
         </w:rPr>
-        <w:t xml:space="preserve">- Quy hoạch sửa đổi phát triển điện quốc gia giai đoạn 2011-2020, tầm nhìn đến năm 2030 được ban hành tại Quyết định số 428/QĐ-TTg ngày 18 tháng 3 năm 2016 đặt mục tiêu tăng tỷ lệ năng lượng tái tạo trong tổng lượng điện của cả nước lên 6,5% vào năm 2022, 6,9% vào năm 2025 và 10,7% vào năm 2030 cho điện gió, điện mặt trời, điện sinh khối và thủy điện nhỏ.</w:t>
+        <w:t>- Quy hoạch sửa đổi phát triển điện quốc gia giai đoạn 2011-2020, tầm nhìn đến năm 2030 được ban hành tại Quyết định số 428/QĐ-TTg ngày 18 tháng 3 năm 2022 đặt mục tiêu tăng tỷ lệ năng lượng tái tạo trong tổng lượng điện của cả nước lên 6,5% vào năm 2020, 6,9% vào năm 2025 và 10,7% vào năm 2030 cho điện gió, điện mặt trời, điện sinh khối và thủy điện nhỏ.</w:t>
       </w:r>
     </w:p>
     <w:p>
@@ -6009,7 +5980,7 @@
         <w:rPr>
           <w:rtl w:val="0"/>
         </w:rPr>
-        <w:t xml:space="preserve">- Cơ chế khuyến khích phát triển các dự án điện mặt trời tại Việt Nam được ban hành tại Quyết định số 11/2017/QĐ-TTg ngày 11 tháng 4 năm 2017 nêu rõ trách nhiệm của bên mua điện. Đi cùng với đó là các cơ chế khuyến khích đầu tư, thuế và và thuế quan điện, cụ thể là giá mua đối với điện năng được sản xuất từ các nhà máy điện mặt trời là 2.086 VND/kWh (không bao gồm VAT), tương đương 9,35 cent/kWh. Quyết định số 11/2017/QĐ-TTg đã hết hiệu lực, được thay thế bằng Quyết định số1513/2020/QĐ-TTg ngày 06 tháng 4 năm 2022 của Thủ tướng Chính phủ về cơ chế khuyến khích phát triển điện mặt trời tại Việt Nam.</w:t>
+        <w:t xml:space="preserve">- Cơ chế khuyến khích phát triển các dự án điện mặt trời tại Việt Nam được ban hành tại Quyết định số 11/2017/QĐ-TTg ngày 11 tháng 4 năm 2017 nêu rõ trách nhiệm của bên mua điện. Đi cùng với đó là các cơ chế khuyến khích đầu tư, thuế và và thuế quan điện, cụ thể là giá mua đối với điện năng được sản xuất từ các nhà máy điện mặt trời là 2.086 VND/kWh (không bao gồm VAT), tương đương 9,35 cent/kWh. Quyết định số 11/2017/QĐ-TTg đã hết hiệu lực, được thay thế bằng Quyết định số1513/2020/QĐ-TTg ngày 06 tháng 4 năm 2020 của Thủ tướng Chính phủ về cơ chế khuyến khích phát triển điện mặt trời tại Việt Nam.</w:t>
       </w:r>
     </w:p>
     <w:p>
@@ -6022,7 +5993,7 @@
         <w:rPr>
           <w:rtl w:val="0"/>
         </w:rPr>
-        <w:t xml:space="preserve">- Nghị quyết số 31/2016/QH14 ngày 22 tháng 11 năm 2016 của Quốc hội khóa XIV về dừng thực hiện chủ trương đầu tư Dự án Điện hạt nhân Ninh Thuận.</w:t>
+        <w:t>- Nghị quyết số 31/2022/QH14 ngày 22 tháng 11 năm 2022 của Quốc hội khóa XIV về dừng thực hiện chủ trương đầu tư Dự án Điện hạt nhân Ninh Thuận.</w:t>
       </w:r>
     </w:p>
     <w:p>
@@ -6114,7 +6085,7 @@
         <w:rPr>
           <w:rtl w:val="0"/>
         </w:rPr>
-        <w:t xml:space="preserve">Trong lĩnh vực nông nghiệp, Bộ NNPTNT đã ban hành Kế hoạch thực hiện NDC trong lĩnh vực nông nghiệp giai đoạn 2021-2030 tại Quyết định số 7208/QĐ-BNN ngày 25 tháng 8 năm 2016. Trong đó, các biện pháp cụ thể về thích ứng với BĐKH và giảm nhẹ phát thải KNK được đề xuất trong các mảng trồng trọt, chăn nuôi và nuôi trồng thủy hải sản. Ngoài ra, Tổ chức Lương thực và Nông nghiệp Liên hợp quốc (FAO) gần đây đã hỗ trợ Việt Nam nghiên cứu và phát triển nông nghiệp khí hậu thông minh (CSA) thông qua Dự án CSA: kết hợp hài hòa giữa giảm nhẹ, thích ứng và an ninh lương thực (5,3 triệu EUR). Bộ NNPTNT đã triển khai dự án tại ba tỉnh miền núi phía Bắc (bao gồm Điện Biên, Sơn La và Yên Bái) từ năm 2012 đến năm 2015. CSA cũng đã được đưa vào chiến lược giảm phát thải KNK của ngành đến năm 2022, trong đó mục tiêu giảm 2% số hộ nghèo hàng năm và giảm 2% lượng phát thải KNK mỗi năm. Do đó, NDC cập nhật đã xét đến các biện pháp liên quan đến CSA.</w:t>
+        <w:t>Trong lĩnh vực nông nghiệp, Bộ NNPTNT đã ban hành Kế hoạch thực hiện NDC trong lĩnh vực nông nghiệp giai đoạn 2021-2030 tại Quyết định số 7208/QĐ-BNN ngày 25 tháng 8 năm 2022. Trong đó, các biện pháp cụ thể về thích ứng với BĐKH và giảm nhẹ phát thải KNK được đề xuất trong các mảng trồng trọt, chăn nuôi và nuôi trồng thủy hải sản. Ngoài ra, Tổ chức Lương thực và Nông nghiệp Liên hợp quốc (FAO) gần đây đã hỗ trợ Việt Nam nghiên cứu và phát triển nông nghiệp khí hậu thông minh (CSA) thông qua Dự án CSA: kết hợp hài hòa giữa giảm nhẹ, thích ứng và an ninh lương thực (5,3 triệu EUR). Bộ NNPTNT đã triển khai dự án tại ba tỉnh miền núi phía Bắc (bao gồm Điện Biên, Sơn La và Yên Bái) từ năm 2012 đến năm 2015. CSA cũng đã được đưa vào chiến lược giảm phát thải KNK của ngành đến năm 2020, trong đó mục tiêu giảm 2% số hộ nghèo hàng năm và giảm 2% lượng phát thải KNK mỗi năm. Do đó, NDC cập nhật đã xét đến các biện pháp liên quan đến CSA.</w:t>
       </w:r>
     </w:p>
     <w:p>
@@ -6154,7 +6125,7 @@
         <w:rPr>
           <w:rtl w:val="0"/>
         </w:rPr>
-        <w:t xml:space="preserve">Tại Quyết định số 120/QĐ-TTg ngày 22 tháng 01 năm 2015, Thủ tướng Chính phủ đã phê duyệt Dự án Bảo vệ và phát triển rừng ven biển để ứng phó với BĐKH giai đoạn 2015-2020 với mục tiêu tăng diện tích trồng rừng ven biển lên 356.753 ha vào năm 2022, tăng độ che phủ rừng ven biển từ 16,9% (năm 2014) lên 19,5% vào năm 2022. Dự án đã đặt mục tiêu là trồng được 29.500 ha rừng ngập mặn. Các chính sách và kế hoạch trồng rừng và tái trồng rừng, đặc biệt là giai đoạn sau 2020 là thông tin đầu vào quan trọng cho cập nhật NDC của Việt Nam. Tuy nhiên, Bộ NNPTNT hiện chưa có kế hoạch phát triển rừng trong giai đoạn 2025-2030. Điều này có thể sẽ gây khó khăn cho việc đưa ra các giả định cho các biện pháp giảm nhẹ trong lĩnh vực LULUCF trong giai đoạn tới.</w:t>
+        <w:t xml:space="preserve">Tại Quyết định số 120/QĐ-TTg ngày 22 tháng 01 năm 2015, Thủ tướng Chính phủ đã phê duyệt Dự án Bảo vệ và phát triển rừng ven biển để ứng phó với BĐKH giai đoạn 2015-2020 với mục tiêu tăng diện tích trồng rừng ven biển lên 356.753 ha vào năm 2020, tăng độ che phủ rừng ven biển từ 16,9% (năm 2014) lên 19,5% vào năm 2020. Dự án đã đặt mục tiêu là trồng được 29.500 ha rừng ngập mặn. Các chính sách và kế hoạch trồng rừng và tái trồng rừng, đặc biệt là giai đoạn sau 2020 là thông tin đầu vào quan trọng cho cập nhật NDC của Việt Nam. Tuy nhiên, Bộ NNPTNT hiện chưa có kế hoạch phát triển rừng trong giai đoạn 2025-2030. Điều này có thể sẽ gây khó khăn cho việc đưa ra các giả định cho các biện pháp giảm nhẹ trong lĩnh vực LULUCF trong giai đoạn tới.</w:t>
       </w:r>
     </w:p>
     <w:p>
@@ -6234,7 +6205,7 @@
         <w:rPr>
           <w:rtl w:val="0"/>
         </w:rPr>
-        <w:t xml:space="preserve">1.3. Phương pháp luận kiểm kê quốc gia khí nhà kính cho năm 2022</w:t>
+        <w:t>1.3. Phương pháp luận kiểm kê quốc gia khí nhà kính cho năm 2022</w:t>
       </w:r>
     </w:p>
     <w:p>
@@ -6503,7 +6474,7 @@
           <w:color w:val="000000"/>
           <w:rtl w:val="0"/>
         </w:rPr>
-        <w:t xml:space="preserve">So với khung báo cáo theo Hướng dẫn của IPCC 1996 sửa đổi, các tiểu lĩnh vực thuộc 4 lĩnh vực trên của Việt Nam cho năm 2022 được báo cáo theo khung báo cáo của IPCC 2006 hầu như không có nhiều thay đổi. Các thay đổi chủ yếu là sự khác biệt về ký hiệu mã phân loại IPCC và thứ tự báo cáo trong danh mục các nguồn phát thải/ hấp thụ trong 4 lĩnh vực nêu trên.</w:t>
+        <w:t>So với khung báo cáo theo Hướng dẫn của IPCC 1996 sửa đổi, các tiểu lĩnh vực thuộc 4 lĩnh vực trên của Việt Nam cho năm 2022 được báo cáo theo khung báo cáo của IPCC 2006 hầu như không có nhiều thay đổi. Các thay đổi chủ yếu là sự khác biệt về ký hiệu mã phân loại IPCC và thứ tự báo cáo trong danh mục các nguồn phát thải/ hấp thụ trong 4 lĩnh vực nêu trên.</w:t>
       </w:r>
     </w:p>
     <w:p>
@@ -6585,7 +6556,7 @@
           <w:rtl w:val="0"/>
         </w:rPr>
         <w:tab/>
-        <w:t xml:space="preserve">Phần lớn Hệ số phát thải (HSPT), thông số và hệ số chuyển đổi sử dụng trong kiểm kê quốc gia KNK là các giá trị mặc định trong Hướng dẫn IPCC phiên bản 2006. Bên cạnh đó, một số HSPT, thông số và hệ số chuyển đổi đặc trưng quốc gia cũng được sử dụng. Thông tin tổng hợp về nguồn SLHĐ, HSPT, thông số và hệ số chuyển đổi trong kiểm kê quốc gia KNK năm 2016 được thể hiện tại Bảng 1.2.</w:t>
+        <w:t>Phần lớn Hệ số phát thải (HSPT), thông số và hệ số chuyển đổi sử dụng trong kiểm kê quốc gia KNK là các giá trị mặc định trong Hướng dẫn IPCC phiên bản 2006. Bên cạnh đó, một số HSPT, thông số và hệ số chuyển đổi đặc trưng quốc gia cũng được sử dụng. Thông tin tổng hợp về nguồn SLHĐ, HSPT, thông số và hệ số chuyển đổi trong kiểm kê quốc gia KNK năm 2022 được thể hiện tại Bảng 1.2.</w:t>
       </w:r>
     </w:p>
     <w:p>
@@ -6636,7 +6607,7 @@
           <w:vertAlign w:val="baseline"/>
           <w:rtl w:val="0"/>
         </w:rPr>
-        <w:t xml:space="preserve">Bảng 1.2. Bậc tính và nguồn số liệu sử dụng cho kiểm kê quốc gia khí nhà kính năm 2022</w:t>
+        <w:t>Bảng 1.2. Bậc tính và nguồn số liệu sử dụng cho kiểm kê quốc gia khí nhà kính năm 2022</w:t>
       </w:r>
       <w:r>
         <w:rPr>
@@ -6963,7 +6934,7 @@
                 <w:color w:val="000000"/>
                 <w:rtl w:val="0"/>
               </w:rPr>
-              <w:t xml:space="preserve">Bảng cân đối Năng lượng năm 2022, Viện Năng lượng, Bộ CT, 2020</w:t>
+              <w:t xml:space="preserve">Bảng cân đối Năng lượng năm 2020, Viện Năng lượng, Bộ CT, 2020</w:t>
             </w:r>
           </w:p>
         </w:tc>
@@ -7090,7 +7061,7 @@
                 <w:color w:val="000000"/>
                 <w:rtl w:val="0"/>
               </w:rPr>
-              <w:t xml:space="preserve">Niên giám TK năm 2022, TCTK, 2021</w:t>
+              <w:t xml:space="preserve">Niên giám TK năm 2020, TCTK, 2021</w:t>
             </w:r>
           </w:p>
           <w:p>
@@ -7105,7 +7076,7 @@
                 <w:color w:val="000000"/>
                 <w:rtl w:val="0"/>
               </w:rPr>
-              <w:t xml:space="preserve">Báo cáo phân tích ngành thép năm 2022, Hiệp hội thép Việt Nam, 2020</w:t>
+              <w:t xml:space="preserve">Báo cáo phân tích ngành thép năm 2020, Hiệp hội thép Việt Nam, 2020</w:t>
             </w:r>
           </w:p>
           <w:p>
@@ -7135,7 +7106,7 @@
                 <w:color w:val="000000"/>
                 <w:rtl w:val="0"/>
               </w:rPr>
-              <w:t xml:space="preserve">Báo cáo ngành xi măng năm 2022, Hiệp hội xi măng Việt Nam, 2020</w:t>
+              <w:t xml:space="preserve">Báo cáo ngành xi măng năm 2020, Hiệp hội xi măng Việt Nam, 2020</w:t>
             </w:r>
           </w:p>
           <w:p>
@@ -7322,7 +7293,7 @@
                 <w:color w:val="000000"/>
                 <w:rtl w:val="0"/>
               </w:rPr>
-              <w:t xml:space="preserve">Niên giám TK năm 2022, TCTK, 2021</w:t>
+              <w:t xml:space="preserve">Niên giám TK năm 2020, TCTK, 2021</w:t>
             </w:r>
           </w:p>
           <w:p>
@@ -7337,7 +7308,7 @@
                 <w:color w:val="000000"/>
                 <w:rtl w:val="0"/>
               </w:rPr>
-              <w:t xml:space="preserve">Niên giám TK của ngành NNPTNT năm 2022, Bộ NNPTNT, 2021</w:t>
+              <w:t xml:space="preserve">Niên giám TK của ngành NNPTNT năm 2020, Bộ NNPTNT, 2021</w:t>
             </w:r>
           </w:p>
           <w:p>
@@ -7367,7 +7338,7 @@
                 <w:color w:val="000000"/>
                 <w:rtl w:val="0"/>
               </w:rPr>
-              <w:t xml:space="preserve">Báo cáo Số liệu hiện trạng rừng năm 2022, Cục Kiểm lâm, Bộ NNPTNT, 2021</w:t>
+              <w:t xml:space="preserve">Báo cáo Số liệu hiện trạng rừng năm 2020, Cục Kiểm lâm, Bộ NNPTNT, 2021</w:t>
             </w:r>
           </w:p>
           <w:p>
@@ -7569,7 +7540,7 @@
                 <w:color w:val="000000"/>
                 <w:rtl w:val="0"/>
               </w:rPr>
-              <w:t xml:space="preserve">Niên giám TK năm 2022, TCTK, 2021</w:t>
+              <w:t xml:space="preserve">Niên giám TK năm 2020, TCTK, 2021</w:t>
             </w:r>
           </w:p>
           <w:p>
@@ -7584,7 +7555,7 @@
                 <w:color w:val="000000"/>
                 <w:rtl w:val="0"/>
               </w:rPr>
-              <w:t xml:space="preserve">Báo cáo hiện trạng môi trường quốc gia năm 2022, Bộ TNMT, 2021</w:t>
+              <w:t xml:space="preserve">Báo cáo hiện trạng môi trường quốc gia năm 2020, Bộ TNMT, 2021</w:t>
             </w:r>
           </w:p>
           <w:p>
@@ -7650,7 +7621,7 @@
                 <w:color w:val="000000"/>
                 <w:rtl w:val="0"/>
               </w:rPr>
-              <w:t xml:space="preserve">Tỷ lệ phát sinh chất thải rắn nông thôn bình quân/người/ngày, Báo cáo môi trường quốc gia năm 2022 – Chất thải rắn, Bộ TNMT, 2020</w:t>
+              <w:t xml:space="preserve">Tỷ lệ phát sinh chất thải rắn nông thôn bình quân/người/ngày, Báo cáo môi trường quốc gia năm 2020 – Chất thải rắn, Bộ TNMT, 2020</w:t>
             </w:r>
           </w:p>
           <w:p>
@@ -7665,7 +7636,7 @@
                 <w:color w:val="000000"/>
                 <w:rtl w:val="0"/>
               </w:rPr>
-              <w:t xml:space="preserve">Tỷ lệ xử lý nước thải theo loại hình xử lý, Báo cáo hiện trạng môi trường quốc gia năm 2022, Bộ TNMT, 2020</w:t>
+              <w:t xml:space="preserve">Tỷ lệ xử lý nước thải theo loại hình xử lý, Báo cáo hiện trạng môi trường quốc gia năm 2020, Bộ TNMT, 2020</w:t>
             </w:r>
           </w:p>
           <w:p>
@@ -7758,7 +7729,7 @@
           <w:color w:val="000000"/>
           <w:rtl w:val="0"/>
         </w:rPr>
-        <w:t xml:space="preserve">Kiểm kê khí nhà kính năm 2022 ngoài việc đã áp dụng phiên bản tính toán cập nhật so với các kỳ kiểm kê trước là sử dụng Hướng dẫn IPCC2006, còn có những cải thiện so với kỳ kiểm kê trước như sau: </w:t>
+        <w:t xml:space="preserve">Kiểm kê khí nhà kính năm 2020 ngoài việc đã áp dụng phiên bản tính toán cập nhật so với các kỳ kiểm kê trước là sử dụng Hướng dẫn IPCC2006, còn có những cải thiện so với kỳ kiểm kê trước như sau: </w:t>
       </w:r>
     </w:p>
     <w:p>
@@ -7874,7 +7845,7 @@
         <w:rPr>
           <w:rtl w:val="0"/>
         </w:rPr>
-        <w:t xml:space="preserve">Việc tính toán phát thải khí nhà kính lĩnh vực AFOLU cho năm cơ sở 2020 được thực hiện theo Hướng dẫn IPCC 2006 của Ủy ban liên chính phủ về biến đổi khí hậu. </w:t>
+        <w:t xml:space="preserve">Việc tính toán phát thải khí nhà kính lĩnh vực AFOLU cho năm cơ sở 2022 được thực hiện theo Hướng dẫn IPCC 2006 của Ủy ban liên chính phủ về biến đổi khí hậu. </w:t>
       </w:r>
     </w:p>
     <w:p>
@@ -7898,7 +7869,7 @@
         <w:rPr>
           <w:rtl w:val="0"/>
         </w:rPr>
-        <w:t xml:space="preserve">Bảng kết quả tổng hợp phát thải/hấp thụ khí nhà kính năm 2022 lĩnh vực AFOLU như sau: </w:t>
+        <w:t xml:space="preserve">Bảng kết quả tổng hợp phát thải/hấp thụ khí nhà kính năm 2020 lĩnh vực AFOLU như sau: </w:t>
       </w:r>
     </w:p>
     <w:p>
@@ -7949,7 +7920,7 @@
           <w:vertAlign w:val="baseline"/>
           <w:rtl w:val="0"/>
         </w:rPr>
-        <w:t xml:space="preserve">Bảng 2.1. Tổng phát thải/hấp thụ khí nhà kính năm 2022 lĩnh vực AFOLU</w:t>
+        <w:t xml:space="preserve">Bảng 2.1. Tổng phát thải/hấp thụ khí nhà kính năm 2020 lĩnh vực AFOLU</w:t>
       </w:r>
       <w:r>
         <w:rPr>
@@ -8460,7 +8431,7 @@
                 <w:color w:val="000000"/>
                 <w:rtl w:val="0"/>
               </w:rPr>
-              <w:t xml:space="preserve">21.649,66</w:t>
+              <w:t>15.697,86</w:t>
             </w:r>
           </w:p>
         </w:tc>
@@ -17239,71 +17210,71 @@
                 <w:color w:val="000000"/>
                 <w:rtl w:val="0"/>
               </w:rPr>
-              <w:t xml:space="preserve"> 1.276,00 </w:t>
-            </w:r>
-          </w:p>
-        </w:tc>
-        <w:tc>
-          <w:tcPr>
-            <w:shd w:fill="ffffff" w:val="clear"/>
-          </w:tcPr>
-          <w:p>
-            <w:pPr>
-              <w:jc w:val="right"/>
-              <w:rPr>
-                <w:b w:val="1"/>
-                <w:i w:val="1"/>
-                <w:color w:val="000000"/>
-              </w:rPr>
-            </w:pPr>
-            <w:r>
-              <w:rPr>
-                <w:rtl w:val="0"/>
-              </w:rPr>
-            </w:r>
-          </w:p>
-        </w:tc>
-        <w:tc>
-          <w:tcPr>
-            <w:shd w:fill="ffffff" w:val="clear"/>
-          </w:tcPr>
-          <w:p>
-            <w:pPr>
-              <w:jc w:val="right"/>
-              <w:rPr>
-                <w:b w:val="1"/>
-                <w:i w:val="1"/>
-                <w:color w:val="000000"/>
-              </w:rPr>
-            </w:pPr>
-            <w:r>
-              <w:rPr>
-                <w:rtl w:val="0"/>
-              </w:rPr>
-            </w:r>
-          </w:p>
-        </w:tc>
-        <w:tc>
-          <w:tcPr>
-            <w:shd w:fill="ffffff" w:val="clear"/>
-          </w:tcPr>
-          <w:p>
-            <w:pPr>
-              <w:jc w:val="right"/>
-              <w:rPr>
-                <w:b w:val="1"/>
-                <w:i w:val="1"/>
-                <w:color w:val="000000"/>
-              </w:rPr>
-            </w:pPr>
-            <w:r>
-              <w:rPr>
-                <w:b w:val="1"/>
-                <w:i w:val="1"/>
-                <w:color w:val="000000"/>
-                <w:rtl w:val="0"/>
-              </w:rPr>
-              <w:t xml:space="preserve"> 1.276,00 </w:t>
+              <w:t xml:space="preserve"> 948,16 </w:t>
+            </w:r>
+          </w:p>
+        </w:tc>
+        <w:tc>
+          <w:tcPr>
+            <w:shd w:fill="ffffff" w:val="clear"/>
+          </w:tcPr>
+          <w:p>
+            <w:pPr>
+              <w:jc w:val="right"/>
+              <w:rPr>
+                <w:b w:val="1"/>
+                <w:i w:val="1"/>
+                <w:color w:val="000000"/>
+              </w:rPr>
+            </w:pPr>
+            <w:r>
+              <w:rPr>
+                <w:rtl w:val="0"/>
+              </w:rPr>
+            </w:r>
+          </w:p>
+        </w:tc>
+        <w:tc>
+          <w:tcPr>
+            <w:shd w:fill="ffffff" w:val="clear"/>
+          </w:tcPr>
+          <w:p>
+            <w:pPr>
+              <w:jc w:val="right"/>
+              <w:rPr>
+                <w:b w:val="1"/>
+                <w:i w:val="1"/>
+                <w:color w:val="000000"/>
+              </w:rPr>
+            </w:pPr>
+            <w:r>
+              <w:rPr>
+                <w:rtl w:val="0"/>
+              </w:rPr>
+            </w:r>
+          </w:p>
+        </w:tc>
+        <w:tc>
+          <w:tcPr>
+            <w:shd w:fill="ffffff" w:val="clear"/>
+          </w:tcPr>
+          <w:p>
+            <w:pPr>
+              <w:jc w:val="right"/>
+              <w:rPr>
+                <w:b w:val="1"/>
+                <w:i w:val="1"/>
+                <w:color w:val="000000"/>
+              </w:rPr>
+            </w:pPr>
+            <w:r>
+              <w:rPr>
+                <w:b w:val="1"/>
+                <w:i w:val="1"/>
+                <w:color w:val="000000"/>
+                <w:rtl w:val="0"/>
+              </w:rPr>
+              <w:t xml:space="preserve"> 948,16 </w:t>
             </w:r>
           </w:p>
         </w:tc>
@@ -18187,7 +18158,7 @@
           <w:vertAlign w:val="baseline"/>
           <w:rtl w:val="0"/>
         </w:rPr>
-        <w:t xml:space="preserve">Bảng 2.2. Kết quả QA kết quả tính toánn kiểm kê quốc gia khí nhà kính cho năm 2018, 2020  trong lĩnh vực AFOLU</w:t>
+        <w:t>Bảng 2.2. Kết quả QA kết quả tính toánn kiểm kê quốc gia khí nhà kính cho năm 2018, 2022  trong lĩnh vực AFOLU</w:t>
       </w:r>
     </w:p>
     <w:tbl>
@@ -21184,7 +21155,7 @@
           <w:vertAlign w:val="baseline"/>
           <w:rtl w:val="0"/>
         </w:rPr>
-        <w:t xml:space="preserve">Bộ Nông nghiệp và Phát triển Nông thôn, Niên giám thống kê ngành Nông nghiệp và Phát triển Nông thôn năm 2022;</w:t>
+        <w:t xml:space="preserve">Bộ Nông nghiệp và Phát triển Nông thôn, Niên giám thống kê ngành Nông nghiệp và Phát triển Nông thôn năm 2020;</w:t>
       </w:r>
     </w:p>
     <w:p>
@@ -21225,7 +21196,7 @@
           <w:vertAlign w:val="baseline"/>
           <w:rtl w:val="0"/>
         </w:rPr>
-        <w:t xml:space="preserve">Bộ Tài nguyên và Môi trường, Báo cáo kiểm kê quốc gia khí nhà kính của Việt Nam năm 2022;</w:t>
+        <w:t xml:space="preserve">Bộ Tài nguyên và Môi trường, Báo cáo kiểm kê quốc gia khí nhà kính của Việt Nam năm 2020;</w:t>
       </w:r>
     </w:p>
     <w:p>
@@ -21429,7 +21400,7 @@
           <w:vertAlign w:val="baseline"/>
           <w:rtl w:val="0"/>
         </w:rPr>
-        <w:t xml:space="preserve">Tổng cục Thống kê, Niên giám Thống kê năm 2016;</w:t>
+        <w:t>Tổng cục Thống kê, Niên giám Thống kê năm 2022;</w:t>
       </w:r>
     </w:p>
     <w:p>
@@ -21541,7 +21512,7 @@
           <w:vertAlign w:val="baseline"/>
           <w:rtl w:val="0"/>
         </w:rPr>
-        <w:t xml:space="preserve">Tổng cục Thống kê, Niên giám Thống kê năm 2022;</w:t>
+        <w:t xml:space="preserve">Tổng cục Thống kê, Niên giám Thống kê năm 2020;</w:t>
       </w:r>
     </w:p>
     <w:p>
@@ -21619,21 +21590,7 @@
 </w:document>
 </file>
 
-<file path=word\fontTable.xml><?xml version="1.0" encoding="utf-8"?>
-<w:fonts xmlns:mc="http://schemas.openxmlformats.org/markup-compatibility/2006" xmlns:o="urn:schemas-microsoft-com:office:office" xmlns:r="http://schemas.openxmlformats.org/officeDocument/2006/relationships" xmlns:m="http://schemas.openxmlformats.org/officeDocument/2006/math" xmlns:v="urn:schemas-microsoft-com:vml" xmlns:wp="http://schemas.openxmlformats.org/drawingml/2006/wordprocessingDrawing" xmlns:w10="urn:schemas-microsoft-com:office:word" xmlns:w="http://schemas.openxmlformats.org/wordprocessingml/2006/main" xmlns:wne="http://schemas.microsoft.com/office/word/2006/wordml" xmlns:sl="http://schemas.openxmlformats.org/schemaLibrary/2006/main" xmlns:a="http://schemas.openxmlformats.org/drawingml/2006/main" xmlns:pic="http://schemas.openxmlformats.org/drawingml/2006/picture" xmlns:c="http://schemas.openxmlformats.org/drawingml/2006/chart" xmlns:lc="http://schemas.openxmlformats.org/drawingml/2006/lockedCanvas" xmlns:dgm="http://schemas.openxmlformats.org/drawingml/2006/diagram" xmlns:wps="http://schemas.microsoft.com/office/word/2010/wordprocessingShape" xmlns:wpg="http://schemas.microsoft.com/office/word/2010/wordprocessingGroup" xmlns:w14="http://schemas.microsoft.com/office/word/2010/wordml" xmlns:w15="http://schemas.microsoft.com/office/word/2012/wordml" xmlns:w16="http://schemas.microsoft.com/office/word/2018/wordml" xmlns:w16cex="http://schemas.microsoft.com/office/word/2018/wordml/cex" xmlns:w16cid="http://schemas.microsoft.com/office/word/2016/wordml/cid" xmlns="http://schemas.microsoft.com/office/tasks/2019/documenttasks" xmlns:cr="http://schemas.microsoft.com/office/comments/2020/reactions">
-  <w:font w:name="Cambria"/>
-  <w:font w:name="Times New Roman"/>
-  <w:font w:name="Calibri"/>
-  <w:font w:name="Gungsuh"/>
-  <w:font w:name="Courier New"/>
-  <w:font w:name="Noto Sans Symbols">
-    <w:embedRegular w:fontKey="{00000000-0000-0000-0000-000000000000}" r:id="rId1" w:subsetted="0"/>
-    <w:embedBold w:fontKey="{00000000-0000-0000-0000-000000000000}" r:id="rId2" w:subsetted="0"/>
-  </w:font>
-</w:fonts>
-</file>
-
-<file path=word\footer1.xml><?xml version="1.0" encoding="utf-8"?>
+<file path=word/footer1.xml><?xml version="1.0" encoding="utf-8"?>
 <w:ftr xmlns:mc="http://schemas.openxmlformats.org/markup-compatibility/2006" xmlns:o="urn:schemas-microsoft-com:office:office" xmlns:r="http://schemas.openxmlformats.org/officeDocument/2006/relationships" xmlns:m="http://schemas.openxmlformats.org/officeDocument/2006/math" xmlns:v="urn:schemas-microsoft-com:vml" xmlns:wp="http://schemas.openxmlformats.org/drawingml/2006/wordprocessingDrawing" xmlns:w10="urn:schemas-microsoft-com:office:word" xmlns:w="http://schemas.openxmlformats.org/wordprocessingml/2006/main" xmlns:wne="http://schemas.microsoft.com/office/word/2006/wordml" xmlns:sl="http://schemas.openxmlformats.org/schemaLibrary/2006/main" xmlns:a="http://schemas.openxmlformats.org/drawingml/2006/main" xmlns:pic="http://schemas.openxmlformats.org/drawingml/2006/picture" xmlns:c="http://schemas.openxmlformats.org/drawingml/2006/chart" xmlns:lc="http://schemas.openxmlformats.org/drawingml/2006/lockedCanvas" xmlns:dgm="http://schemas.openxmlformats.org/drawingml/2006/diagram" xmlns:wps="http://schemas.microsoft.com/office/word/2010/wordprocessingShape" xmlns:wpg="http://schemas.microsoft.com/office/word/2010/wordprocessingGroup" xmlns:w14="http://schemas.microsoft.com/office/word/2010/wordml" xmlns:w15="http://schemas.microsoft.com/office/word/2012/wordml" xmlns:w16="http://schemas.microsoft.com/office/word/2018/wordml" xmlns:w16cex="http://schemas.microsoft.com/office/word/2018/wordml/cex" xmlns:w16cid="http://schemas.microsoft.com/office/word/2016/wordml/cid" xmlns="http://schemas.microsoft.com/office/tasks/2019/documenttasks" xmlns:cr="http://schemas.microsoft.com/office/comments/2020/reactions">
   <w:p>
     <w:pPr>
@@ -21708,7 +21665,7 @@
 </w:ftr>
 </file>
 
-<file path=word\footer2.xml><?xml version="1.0" encoding="utf-8"?>
+<file path=word/footer2.xml><?xml version="1.0" encoding="utf-8"?>
 <w:ftr xmlns:mc="http://schemas.openxmlformats.org/markup-compatibility/2006" xmlns:o="urn:schemas-microsoft-com:office:office" xmlns:r="http://schemas.openxmlformats.org/officeDocument/2006/relationships" xmlns:m="http://schemas.openxmlformats.org/officeDocument/2006/math" xmlns:v="urn:schemas-microsoft-com:vml" xmlns:wp="http://schemas.openxmlformats.org/drawingml/2006/wordprocessingDrawing" xmlns:w10="urn:schemas-microsoft-com:office:word" xmlns:w="http://schemas.openxmlformats.org/wordprocessingml/2006/main" xmlns:wne="http://schemas.microsoft.com/office/word/2006/wordml" xmlns:sl="http://schemas.openxmlformats.org/schemaLibrary/2006/main" xmlns:a="http://schemas.openxmlformats.org/drawingml/2006/main" xmlns:pic="http://schemas.openxmlformats.org/drawingml/2006/picture" xmlns:c="http://schemas.openxmlformats.org/drawingml/2006/chart" xmlns:lc="http://schemas.openxmlformats.org/drawingml/2006/lockedCanvas" xmlns:dgm="http://schemas.openxmlformats.org/drawingml/2006/diagram" xmlns:wps="http://schemas.microsoft.com/office/word/2010/wordprocessingShape" xmlns:wpg="http://schemas.microsoft.com/office/word/2010/wordprocessingGroup" xmlns:w14="http://schemas.microsoft.com/office/word/2010/wordml" xmlns:w15="http://schemas.microsoft.com/office/word/2012/wordml" xmlns:w16="http://schemas.microsoft.com/office/word/2018/wordml" xmlns:w16cex="http://schemas.microsoft.com/office/word/2018/wordml/cex" xmlns:w16cid="http://schemas.microsoft.com/office/word/2016/wordml/cid" xmlns="http://schemas.microsoft.com/office/tasks/2019/documenttasks" xmlns:cr="http://schemas.microsoft.com/office/comments/2020/reactions">
   <w:p>
     <w:pPr>
@@ -21814,7 +21771,7 @@
 </w:ftr>
 </file>
 
-<file path=word\header1.xml><?xml version="1.0" encoding="utf-8"?>
+<file path=word/header1.xml><?xml version="1.0" encoding="utf-8"?>
 <w:hdr xmlns:mc="http://schemas.openxmlformats.org/markup-compatibility/2006" xmlns:o="urn:schemas-microsoft-com:office:office" xmlns:r="http://schemas.openxmlformats.org/officeDocument/2006/relationships" xmlns:m="http://schemas.openxmlformats.org/officeDocument/2006/math" xmlns:v="urn:schemas-microsoft-com:vml" xmlns:wp="http://schemas.openxmlformats.org/drawingml/2006/wordprocessingDrawing" xmlns:w10="urn:schemas-microsoft-com:office:word" xmlns:w="http://schemas.openxmlformats.org/wordprocessingml/2006/main" xmlns:wne="http://schemas.microsoft.com/office/word/2006/wordml" xmlns:sl="http://schemas.openxmlformats.org/schemaLibrary/2006/main" xmlns:a="http://schemas.openxmlformats.org/drawingml/2006/main" xmlns:pic="http://schemas.openxmlformats.org/drawingml/2006/picture" xmlns:c="http://schemas.openxmlformats.org/drawingml/2006/chart" xmlns:lc="http://schemas.openxmlformats.org/drawingml/2006/lockedCanvas" xmlns:dgm="http://schemas.openxmlformats.org/drawingml/2006/diagram" xmlns:wps="http://schemas.microsoft.com/office/word/2010/wordprocessingShape" xmlns:wpg="http://schemas.microsoft.com/office/word/2010/wordprocessingGroup" xmlns:w14="http://schemas.microsoft.com/office/word/2010/wordml" xmlns:w15="http://schemas.microsoft.com/office/word/2012/wordml" xmlns:w16="http://schemas.microsoft.com/office/word/2018/wordml" xmlns:w16cex="http://schemas.microsoft.com/office/word/2018/wordml/cex" xmlns:w16cid="http://schemas.microsoft.com/office/word/2016/wordml/cid" xmlns="http://schemas.microsoft.com/office/tasks/2019/documenttasks" xmlns:cr="http://schemas.microsoft.com/office/comments/2020/reactions">
   <w:p>
     <w:pPr>
@@ -21860,7 +21817,7 @@
 </w:hdr>
 </file>
 
-<file path=word\header2.xml><?xml version="1.0" encoding="utf-8"?>
+<file path=word/header2.xml><?xml version="1.0" encoding="utf-8"?>
 <w:hdr xmlns:mc="http://schemas.openxmlformats.org/markup-compatibility/2006" xmlns:o="urn:schemas-microsoft-com:office:office" xmlns:r="http://schemas.openxmlformats.org/officeDocument/2006/relationships" xmlns:m="http://schemas.openxmlformats.org/officeDocument/2006/math" xmlns:v="urn:schemas-microsoft-com:vml" xmlns:wp="http://schemas.openxmlformats.org/drawingml/2006/wordprocessingDrawing" xmlns:w10="urn:schemas-microsoft-com:office:word" xmlns:w="http://schemas.openxmlformats.org/wordprocessingml/2006/main" xmlns:wne="http://schemas.microsoft.com/office/word/2006/wordml" xmlns:sl="http://schemas.openxmlformats.org/schemaLibrary/2006/main" xmlns:a="http://schemas.openxmlformats.org/drawingml/2006/main" xmlns:pic="http://schemas.openxmlformats.org/drawingml/2006/picture" xmlns:c="http://schemas.openxmlformats.org/drawingml/2006/chart" xmlns:lc="http://schemas.openxmlformats.org/drawingml/2006/lockedCanvas" xmlns:dgm="http://schemas.openxmlformats.org/drawingml/2006/diagram" xmlns:wps="http://schemas.microsoft.com/office/word/2010/wordprocessingShape" xmlns:wpg="http://schemas.microsoft.com/office/word/2010/wordprocessingGroup" xmlns:w14="http://schemas.microsoft.com/office/word/2010/wordml" xmlns:w15="http://schemas.microsoft.com/office/word/2012/wordml" xmlns:w16="http://schemas.microsoft.com/office/word/2018/wordml" xmlns:w16cex="http://schemas.microsoft.com/office/word/2018/wordml/cex" xmlns:w16cid="http://schemas.microsoft.com/office/word/2016/wordml/cid" xmlns="http://schemas.microsoft.com/office/tasks/2019/documenttasks" xmlns:cr="http://schemas.microsoft.com/office/comments/2020/reactions">
   <w:p>
     <w:pPr>
@@ -21925,7 +21882,7 @@
 </w:hdr>
 </file>
 
-<file path=word\header3.xml><?xml version="1.0" encoding="utf-8"?>
+<file path=word/header3.xml><?xml version="1.0" encoding="utf-8"?>
 <w:hdr xmlns:mc="http://schemas.openxmlformats.org/markup-compatibility/2006" xmlns:o="urn:schemas-microsoft-com:office:office" xmlns:r="http://schemas.openxmlformats.org/officeDocument/2006/relationships" xmlns:m="http://schemas.openxmlformats.org/officeDocument/2006/math" xmlns:v="urn:schemas-microsoft-com:vml" xmlns:wp="http://schemas.openxmlformats.org/drawingml/2006/wordprocessingDrawing" xmlns:w10="urn:schemas-microsoft-com:office:word" xmlns:w="http://schemas.openxmlformats.org/wordprocessingml/2006/main" xmlns:wne="http://schemas.microsoft.com/office/word/2006/wordml" xmlns:sl="http://schemas.openxmlformats.org/schemaLibrary/2006/main" xmlns:a="http://schemas.openxmlformats.org/drawingml/2006/main" xmlns:pic="http://schemas.openxmlformats.org/drawingml/2006/picture" xmlns:c="http://schemas.openxmlformats.org/drawingml/2006/chart" xmlns:lc="http://schemas.openxmlformats.org/drawingml/2006/lockedCanvas" xmlns:dgm="http://schemas.openxmlformats.org/drawingml/2006/diagram" xmlns:wps="http://schemas.microsoft.com/office/word/2010/wordprocessingShape" xmlns:wpg="http://schemas.microsoft.com/office/word/2010/wordprocessingGroup" xmlns:w14="http://schemas.microsoft.com/office/word/2010/wordml" xmlns:w15="http://schemas.microsoft.com/office/word/2012/wordml" xmlns:w16="http://schemas.microsoft.com/office/word/2018/wordml" xmlns:w16cex="http://schemas.microsoft.com/office/word/2018/wordml/cex" xmlns:w16cid="http://schemas.microsoft.com/office/word/2016/wordml/cid" xmlns="http://schemas.microsoft.com/office/tasks/2019/documenttasks" xmlns:cr="http://schemas.microsoft.com/office/comments/2020/reactions">
   <w:p>
     <w:pPr>
@@ -21971,7 +21928,7 @@
 </w:hdr>
 </file>
 
-<file path=word\numbering.xml><?xml version="1.0" encoding="utf-8"?>
+<file path=word/numbering.xml><?xml version="1.0" encoding="utf-8"?>
 <w:numbering xmlns:mc="http://schemas.openxmlformats.org/markup-compatibility/2006" xmlns:o="urn:schemas-microsoft-com:office:office" xmlns:r="http://schemas.openxmlformats.org/officeDocument/2006/relationships" xmlns:m="http://schemas.openxmlformats.org/officeDocument/2006/math" xmlns:v="urn:schemas-microsoft-com:vml" xmlns:wp="http://schemas.openxmlformats.org/drawingml/2006/wordprocessingDrawing" xmlns:w10="urn:schemas-microsoft-com:office:word" xmlns:w="http://schemas.openxmlformats.org/wordprocessingml/2006/main" xmlns:wne="http://schemas.microsoft.com/office/word/2006/wordml" xmlns:sl="http://schemas.openxmlformats.org/schemaLibrary/2006/main" xmlns:a="http://schemas.openxmlformats.org/drawingml/2006/main" xmlns:pic="http://schemas.openxmlformats.org/drawingml/2006/picture" xmlns:c="http://schemas.openxmlformats.org/drawingml/2006/chart" xmlns:lc="http://schemas.openxmlformats.org/drawingml/2006/lockedCanvas" xmlns:dgm="http://schemas.openxmlformats.org/drawingml/2006/diagram" xmlns:wps="http://schemas.microsoft.com/office/word/2010/wordprocessingShape" xmlns:wpg="http://schemas.microsoft.com/office/word/2010/wordprocessingGroup" xmlns:w14="http://schemas.microsoft.com/office/word/2010/wordml" xmlns:w15="http://schemas.microsoft.com/office/word/2012/wordml" xmlns:w16="http://schemas.microsoft.com/office/word/2018/wordml" xmlns:w16cex="http://schemas.microsoft.com/office/word/2018/wordml/cex" xmlns:w16cid="http://schemas.microsoft.com/office/word/2016/wordml/cid" xmlns="http://schemas.microsoft.com/office/tasks/2019/documenttasks" xmlns:cr="http://schemas.microsoft.com/office/comments/2020/reactions">
   <w:abstractNum w:abstractNumId="1">
     <w:lvl w:ilvl="0">
@@ -22408,17 +22365,7 @@
 </w:numbering>
 </file>
 
-<file path=word\settings.xml><?xml version="1.0" encoding="utf-8"?>
-<w:settings xmlns:mc="http://schemas.openxmlformats.org/markup-compatibility/2006" xmlns:o="urn:schemas-microsoft-com:office:office" xmlns:r="http://schemas.openxmlformats.org/officeDocument/2006/relationships" xmlns:m="http://schemas.openxmlformats.org/officeDocument/2006/math" xmlns:v="urn:schemas-microsoft-com:vml" xmlns:wp="http://schemas.openxmlformats.org/drawingml/2006/wordprocessingDrawing" xmlns:w10="urn:schemas-microsoft-com:office:word" xmlns:w="http://schemas.openxmlformats.org/wordprocessingml/2006/main" xmlns:wne="http://schemas.microsoft.com/office/word/2006/wordml" xmlns:sl="http://schemas.openxmlformats.org/schemaLibrary/2006/main" xmlns:a="http://schemas.openxmlformats.org/drawingml/2006/main" xmlns:pic="http://schemas.openxmlformats.org/drawingml/2006/picture" xmlns:c="http://schemas.openxmlformats.org/drawingml/2006/chart" xmlns:lc="http://schemas.openxmlformats.org/drawingml/2006/lockedCanvas" xmlns:dgm="http://schemas.openxmlformats.org/drawingml/2006/diagram" xmlns:wps="http://schemas.microsoft.com/office/word/2010/wordprocessingShape" xmlns:wpg="http://schemas.microsoft.com/office/word/2010/wordprocessingGroup" xmlns:w14="http://schemas.microsoft.com/office/word/2010/wordml" xmlns:w15="http://schemas.microsoft.com/office/word/2012/wordml" xmlns:w16="http://schemas.microsoft.com/office/word/2018/wordml" xmlns:w16cex="http://schemas.microsoft.com/office/word/2018/wordml/cex" xmlns:w16cid="http://schemas.microsoft.com/office/word/2016/wordml/cid" xmlns="http://schemas.microsoft.com/office/tasks/2019/documenttasks" xmlns:cr="http://schemas.microsoft.com/office/comments/2020/reactions">
-  <w:defaultTabStop w:val="720"/>
-  <w:compat>
-    <w:compatSetting w:val="15" w:name="compatibilityMode" w:uri="http://schemas.microsoft.com/office/word"/>
-  </w:compat>
-  <w:clrSchemeMapping w:bg1="light1" w:t1="dark1" w:bg2="light2" w:t2="dark2" w:accent1="accent1" w:accent2="accent2" w:accent3="accent3" w:accent4="accent4" w:accent5="accent5" w:accent6="accent6" w:hyperlink="hyperlink" w:followedHyperlink="followedHyperlink"/>
-</w:settings>
-</file>
-
-<file path=word\styles.xml><?xml version="1.0" encoding="utf-8"?>
+<file path=word/styles.xml><?xml version="1.0" encoding="utf-8"?>
 <w:styles xmlns:mc="http://schemas.openxmlformats.org/markup-compatibility/2006" xmlns:o="urn:schemas-microsoft-com:office:office" xmlns:r="http://schemas.openxmlformats.org/officeDocument/2006/relationships" xmlns:m="http://schemas.openxmlformats.org/officeDocument/2006/math" xmlns:v="urn:schemas-microsoft-com:vml" xmlns:wp="http://schemas.openxmlformats.org/drawingml/2006/wordprocessingDrawing" xmlns:w10="urn:schemas-microsoft-com:office:word" xmlns:w="http://schemas.openxmlformats.org/wordprocessingml/2006/main" xmlns:wne="http://schemas.microsoft.com/office/word/2006/wordml" xmlns:sl="http://schemas.openxmlformats.org/schemaLibrary/2006/main" xmlns:a="http://schemas.openxmlformats.org/drawingml/2006/main" xmlns:pic="http://schemas.openxmlformats.org/drawingml/2006/picture" xmlns:c="http://schemas.openxmlformats.org/drawingml/2006/chart" xmlns:lc="http://schemas.openxmlformats.org/drawingml/2006/lockedCanvas" xmlns:dgm="http://schemas.openxmlformats.org/drawingml/2006/diagram" xmlns:wps="http://schemas.microsoft.com/office/word/2010/wordprocessingShape" xmlns:wpg="http://schemas.microsoft.com/office/word/2010/wordprocessingGroup" xmlns:w14="http://schemas.microsoft.com/office/word/2010/wordml" xmlns:w15="http://schemas.microsoft.com/office/word/2012/wordml" xmlns:w16="http://schemas.microsoft.com/office/word/2018/wordml" xmlns:w16cex="http://schemas.microsoft.com/office/word/2018/wordml/cex" xmlns:w16cid="http://schemas.microsoft.com/office/word/2016/wordml/cid" xmlns="http://schemas.microsoft.com/office/tasks/2019/documenttasks" xmlns:cr="http://schemas.microsoft.com/office/comments/2020/reactions">
   <w:docDefaults>
     <w:rPrDefault>
@@ -24502,7 +24449,7 @@
 </w:styles>
 </file>
 
-<file path=word\theme\theme1.xml><?xml version="1.0" encoding="utf-8"?>
+<file path=word/theme/theme1.xml><?xml version="1.0" encoding="utf-8"?>
 <a:theme xmlns:a="http://schemas.openxmlformats.org/drawingml/2006/main" name="Office Theme">
   <a:themeElements>
     <a:clrScheme name="Office">
@@ -24785,4 +24732,19 @@
   <a:objectDefaults/>
   <a:extraClrSchemeLst/>
 </a:theme>
+</file>
+
+<file path=customXML/item1.xml><?xml version="1.0" encoding="utf-8"?>
+<go:gDocsCustomXmlDataStorage xmlns:go="http://customooxmlschemas.google.com/" xmlns:r="http://schemas.openxmlformats.org/officeDocument/2006/relationships" uri="GoogleDocsCustomDataVersion2">
+  <go:docsCustomData xmlns:go="http://customooxmlschemas.google.com/" roundtripDataSignature="AMtx7mjv8Xzho6ATKY/QIAx/2QhtbRhpkQ==">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</go:docsCustomData>
+</go:gDocsCustomXmlDataStorage>
+</file>
+
+<file path=customXML/itemProps1.xml><?xml version="1.0" encoding="utf-8"?>
+<ds:datastoreItem xmlns:ds="http://schemas.openxmlformats.org/officeDocument/2006/customXml" ds:itemID="{11111111-1234-1234-1234-123412341234}">
+  <ds:schemaRefs>
+    <ds:schemaRef ds:uri="http://schemas.openxmlformats.org/officeDocument/2006/relationships"/>
+    <ds:schemaRef ds:uri="http://customooxmlschemas.google.com/"/>
+  </ds:schemaRefs>
+</ds:datastoreItem>
 </file>
--- a/cai thien kiem ke/CD17_7.3 Cai thien kiem ke nhom khai thac rung.docx
+++ b/cai thien kiem ke/CD17_7.3 Cai thien kiem ke nhom khai thac rung.docx
@@ -5436,7 +5436,7 @@
                 <w:b w:val="1"/>
                 <w:rtl w:val="0"/>
               </w:rPr>
-              <w:t xml:space="preserve">2020</w:t>
+              <w:t>2022</w:t>
             </w:r>
           </w:p>
         </w:tc>

--- a/cai thien kiem ke/CD17_7.3 Cai thien kiem ke nhom khai thac rung.docx
+++ b/cai thien kiem ke/CD17_7.3 Cai thien kiem ke nhom khai thac rung.docx
@@ -3565,7 +3565,7 @@
           <w:szCs w:val="20"/>
           <w:rtl w:val="0"/>
         </w:rPr>
-        <w:t xml:space="preserve">thải khí nhà kính và trên 90% GDP toàn cầu đã cam kết đưa mức phát thải ròng về “0” vào giữa thế kỷ; 103 quốc gia (chiếm 40% tổng lượng phát thải mê-tan toàn cầu) đã tham gia Cam kết giảm 30% phát thải mê-tan toàn cầu vào năm 2030 so với năm 2020; 141 quốc gia với hơn 90% diện tích rừng trên thế giới đã tham gia Tuyên bố Glasgow của các nhà lãnh đạo về rừng và sử dụng đất. Tại Hội nghị, các Bên nước cũng được yêu cầu rà soát và cập nhật các mục tiêu vào năm 2030 trong NDC; khẳng định yêu cầu làm rõ hơn lộ trình đạt mục tiêu 1,5°C, đề nghị các nước từ năm 2022 cập nhật NDC để nộp cho Ban thư ký Công ước vào năm 2025 phù hợp với mục tiêu 1,5°C và cam kết phát thải ròng về “0” vào năm 2050; đưa vấn đề loại bỏ dần sử dụng than vào Quyết định của Hội nghị. </w:t>
+        <w:t xml:space="preserve">thải khí nhà kính và trên 90% GDP toàn cầu đã cam kết đưa mức phát thải ròng về “0” vào giữa thế kỷ; 103 quốc gia (chiếm 40% tổng lượng phát thải mê-tan toàn cầu) đã tham gia Cam kết giảm 30% phát thải mê-tan toàn cầu vào năm 2030 so với năm 2022; 141 quốc gia với hơn 90% diện tích rừng trên thế giới đã tham gia Tuyên bố Glasgow của các nhà lãnh đạo về rừng và sử dụng đất. Tại Hội nghị, các Bên nước cũng được yêu cầu rà soát và cập nhật các mục tiêu vào năm 2030 trong NDC; khẳng định yêu cầu làm rõ hơn lộ trình đạt mục tiêu 1,5°C, đề nghị các nước từ năm 2022 cập nhật NDC để nộp cho Ban thư ký Công ước vào năm 2025 phù hợp với mục tiêu 1,5°C và cam kết phát thải ròng về “0” vào năm 2050; đưa vấn đề loại bỏ dần sử dụng than vào Quyết định của Hội nghị. </w:t>
       </w:r>
       <w:r>
         <w:rPr>
@@ -4112,7 +4112,7 @@
         <w:rPr>
           <w:rtl w:val="0"/>
         </w:rPr>
-        <w:t xml:space="preserve">- Năm 2012, Chiến lược Quốc gia về tăng trưởng xanh đã được phê duyệt, xác định mục tiêu giảm nhẹ phát thải KNK và các giải pháp để thực hiện; ban hành quy định về liên kết tới các thị trường các-bon quốc tế cụ thể là giai đoạn 2011-2020 “giảm cường độ phát thải khí nhà kính 8-10% so với mức năm 2010, giảm tiêu hao năng lượng tính trên GDP trong khoảng 1-1,5% mỗi năm.” </w:t>
+        <w:t xml:space="preserve">- Năm 2012, Chiến lược Quốc gia về tăng trưởng xanh đã được phê duyệt, xác định mục tiêu giảm nhẹ phát thải KNK và các giải pháp để thực hiện; ban hành quy định về liên kết tới các thị trường các-bon quốc tế cụ thể là giai đoạn 2011-2022 “giảm cường độ phát thải khí nhà kính 8-10% so với mức năm 2010, giảm tiêu hao năng lượng tính trên GDP trong khoảng 1-1,5% mỗi năm.” </w:t>
       </w:r>
     </w:p>
     <w:p>
@@ -4125,7 +4125,7 @@
         <w:rPr>
           <w:rtl w:val="0"/>
         </w:rPr>
-        <w:t xml:space="preserve">- Cũng trong năm 2012, Kế hoạch hành động quốc gia về biến đổi khí hậu giai đoạn 2012- 2020 được phê duyệt tại Quyết định số 1474/QĐ-TTg ngày 05/10/2012 của Thủ tướng Chính phủ, trong đó xác định 05 nhóm nhiệm vụ trọng tâm cần triển khai trong giai đoạn 2012-2020 bao gồm: </w:t>
+        <w:t xml:space="preserve">- Cũng trong năm 2012, Kế hoạch hành động quốc gia về biến đổi khí hậu giai đoạn 2012- 2022 được phê duyệt tại Quyết định số 1474/QĐ-TTg ngày 05/10/2012 của Thủ tướng Chính phủ, trong đó xác định 05 nhóm nhiệm vụ trọng tâm cần triển khai trong giai đoạn 2012-2022 bao gồm: </w:t>
       </w:r>
     </w:p>
     <w:p>
@@ -4242,7 +4242,7 @@
         <w:rPr>
           <w:rtl w:val="0"/>
         </w:rPr>
-        <w:t xml:space="preserve">(i) Nhiệm vụ giảm nhẹ phát thải khí nhà kính cho 02 giai đoạn 2016-2020 và 2021-2030; </w:t>
+        <w:t xml:space="preserve">(i) Nhiệm vụ giảm nhẹ phát thải khí nhà kính cho 02 giai đoạn 2016-2022 và 2021-2030; </w:t>
       </w:r>
     </w:p>
     <w:p>
@@ -4255,7 +4255,7 @@
         <w:rPr>
           <w:rtl w:val="0"/>
         </w:rPr>
-        <w:t xml:space="preserve">(ii) Nhiệm vụ thích ứng với BĐKH cho 02 giai đoạn 2016-2020 và 2021-2030; </w:t>
+        <w:t xml:space="preserve">(ii) Nhiệm vụ thích ứng với BĐKH cho 02 giai đoạn 2016-2022 và 2021-2030; </w:t>
       </w:r>
     </w:p>
     <w:p>
@@ -4320,7 +4320,7 @@
         <w:rPr>
           <w:rtl w:val="0"/>
         </w:rPr>
-        <w:t xml:space="preserve">Ở cấp độ địa phương, nhiệm vụ triển khai các giải pháp giảm nhẹ phát thải KNK đã được nêu trong Kế hoạch thực hiện Chương trình hành động số 34-CTrHĐ/TU của Thành ủy và Nghị quyết số 08/NQ-CP của Chính phủ thực hiện Nghị quyết số 24- NQ/TW Hội nghị lần thứ 7 Ban Chấp hành Trung ương khóa XI về chủ động ứng phó với biến đổi khí hậu, tăng cường quản lý tài nguyên và bảo vệ môi trường (tại Quyết định số 2838/QĐ-UBND ngày 11/6/2014) và Kế hoạch hành động ứng phó với biến đổi khí hậu giai đoạn 2017-2020, tầm nhìn đến năm 2030 (tại Quyết định số 1159/QĐUBND ngày 17/3/2017). </w:t>
+        <w:t xml:space="preserve">Ở cấp độ địa phương, nhiệm vụ triển khai các giải pháp giảm nhẹ phát thải KNK đã được nêu trong Kế hoạch thực hiện Chương trình hành động số 34-CTrHĐ/TU của Thành ủy và Nghị quyết số 08/NQ-CP của Chính phủ thực hiện Nghị quyết số 24- NQ/TW Hội nghị lần thứ 7 Ban Chấp hành Trung ương khóa XI về chủ động ứng phó với biến đổi khí hậu, tăng cường quản lý tài nguyên và bảo vệ môi trường (tại Quyết định số 2838/QĐ-UBND ngày 11/6/2014) và Kế hoạch hành động ứng phó với biến đổi khí hậu giai đoạn 2017-2022, tầm nhìn đến năm 2030 (tại Quyết định số 1159/QĐUBND ngày 17/3/2017). </w:t>
       </w:r>
     </w:p>
     <w:p>
@@ -4333,7 +4333,7 @@
         <w:rPr>
           <w:rtl w:val="0"/>
         </w:rPr>
-        <w:t xml:space="preserve">Đặc biệt, nhiệm vụ về Xây dựng hệ thống quy định về kiểm kê khí nhà kính và quy trình Đo đac - Báo cáo - Thẩm tra phát thải khí nhà kính cấp thành phố đã có trong Phụ lục 1 về Danh mục chương trình, dự án ngắn hạn có sử dụng ngân sách thành phố trong giai đoạn 2017-2020 (đính kèm trong Quyết định phê duyệt Kế hoạch hành động ứng phó với biến đổi khí hậu giai đoạn 2017-2020, tầm nhìn đến năm 2030).</w:t>
+        <w:t>Đặc biệt, nhiệm vụ về Xây dựng hệ thống quy định về kiểm kê khí nhà kính và quy trình Đo đac - Báo cáo - Thẩm tra phát thải khí nhà kính cấp thành phố đã có trong Phụ lục 1 về Danh mục chương trình, dự án ngắn hạn có sử dụng ngân sách thành phố trong giai đoạn 2017-2022 (đính kèm trong Quyết định phê duyệt Kế hoạch hành động ứng phó với biến đổi khí hậu giai đoạn 2017-2022, tầm nhìn đến năm 2030).</w:t>
       </w:r>
     </w:p>
     <w:p>
@@ -4359,7 +4359,7 @@
         <w:rPr>
           <w:rtl w:val="0"/>
         </w:rPr>
-        <w:t xml:space="preserve">Lĩnh vực giảm nhẹ phát thải KNK mặc dù đã được đề cập trong các văn bản triển khai thực hiện UNFCCC và Nghị định thư Kyoto, Chương trình mục tiêu quốc gia ứng phó với BĐKH, Chiến lược quốc gia về BĐKH, Chiến lược quốc gia về tăng trưởng xanh, Kế hoạch hành động quốc gia về biến đổi khí hậu giai đoạn 2012- 2020, Đề án quản lý phát thải khí gây hiệu ứng nhà kính, quản lý các hoạt động kinh doanh tín chỉ các-bon ra thị trường thế giới; v.v… và gần đây nhất là Kế hoạch thực hiện Thỏa thuận Paris về biến đổi khí hậu được Thủ tướng Chính phủ ban hành vào tháng 10 năm 2022 nhưng các quy định, hướng dẫn cụ thể liên quan đến kiểm kê khí nhà kính ở cấp độ tỉnh, thành phố và triển khai quy trình Đo đạc - Báo cáo - Thẩm tra chưa được ban hành. Đây là một trở lực rất lớn trong việc thực hiện các mục tiêu, giải pháp đã đề ra tại các văn bản pháp lý nêu trên, đặc biệt là Kế hoạch thực hiện Thỏa thuận Paris về biến đổi khí hậu. </w:t>
+        <w:t xml:space="preserve">Lĩnh vực giảm nhẹ phát thải KNK mặc dù đã được đề cập trong các văn bản triển khai thực hiện UNFCCC và Nghị định thư Kyoto, Chương trình mục tiêu quốc gia ứng phó với BĐKH, Chiến lược quốc gia về BĐKH, Chiến lược quốc gia về tăng trưởng xanh, Kế hoạch hành động quốc gia về biến đổi khí hậu giai đoạn 2012- 2022, Đề án quản lý phát thải khí gây hiệu ứng nhà kính, quản lý các hoạt động kinh doanh tín chỉ các-bon ra thị trường thế giới; v.v… và gần đây nhất là Kế hoạch thực hiện Thỏa thuận Paris về biến đổi khí hậu được Thủ tướng Chính phủ ban hành vào tháng 10 năm 2022 nhưng các quy định, hướng dẫn cụ thể liên quan đến kiểm kê khí nhà kính ở cấp độ tỉnh, thành phố và triển khai quy trình Đo đạc - Báo cáo - Thẩm tra chưa được ban hành. Đây là một trở lực rất lớn trong việc thực hiện các mục tiêu, giải pháp đã đề ra tại các văn bản pháp lý nêu trên, đặc biệt là Kế hoạch thực hiện Thỏa thuận Paris về biến đổi khí hậu. </w:t>
       </w:r>
     </w:p>
     <w:p>
@@ -4372,7 +4372,7 @@
         <w:rPr>
           <w:rtl w:val="0"/>
         </w:rPr>
-        <w:t xml:space="preserve">Ngày 17/11/2020, Luật BVMT được ban hành, trong đó Chương VII của Luật BVMT là về ứng phó với biến đổi khí hậu. Bộ Tài nguyên và Môi trường vừa ban hành Thông tư số 01/2022/TT-BTNMT quy định chi tiết thi hành Luật Bảo vệ môi trường về ứng phó với biến đổi khí hậu.</w:t>
+        <w:t>Ngày 17/11/2022, Luật BVMT được ban hành, trong đó Chương VII của Luật BVMT là về ứng phó với biến đổi khí hậu. Bộ Tài nguyên và Môi trường vừa ban hành Thông tư số 01/2022/TT-BTNMT quy định chi tiết thi hành Luật Bảo vệ môi trường về ứng phó với biến đổi khí hậu.</w:t>
       </w:r>
     </w:p>
     <w:p>
@@ -4846,7 +4846,7 @@
           <w:color w:val="000000"/>
           <w:rtl w:val="0"/>
         </w:rPr>
-        <w:t>Việt Nam đã xem xét và xác định các mục tiêu giảm nhẹ phát thải KNK đến năm 2030 so với kịch bản phát triển thông thường (BAU) quốc gia nhằm góp phần sớm đạt được Thỏa thuận khí hậu toàn cầu mới sau 2020 (Thỏa thuận Paris) cũng như ứng phó với biến đổi khí hậu và đạt được mục tiêu giữ mức tăng nhiệt độ trung bình trái đất không vượt quá 2oC vào năm 2100. Các mục tiêu cũng như nhiệm vụ trọng tâm được đề ra trong Kế hoạch thực hiện thỏa thuận Paris về biến đổi khí hậu của Việt Nam giai đoạn 2021-2030 được Thủ tướng Chính phủ ban hành tại Quyết định số 2053/QĐ-TTg ngày 28/10/2022 như sau:</w:t>
+        <w:t>Việt Nam đã xem xét và xác định các mục tiêu giảm nhẹ phát thải KNK đến năm 2030 so với kịch bản phát triển thông thường (BAU) quốc gia nhằm góp phần sớm đạt được Thỏa thuận khí hậu toàn cầu mới sau 2022 (Thỏa thuận Paris) cũng như ứng phó với biến đổi khí hậu và đạt được mục tiêu giữ mức tăng nhiệt độ trung bình trái đất không vượt quá 2oC vào năm 2100. Các mục tiêu cũng như nhiệm vụ trọng tâm được đề ra trong Kế hoạch thực hiện thỏa thuận Paris về biến đổi khí hậu của Việt Nam giai đoạn 2021-2030 được Thủ tướng Chính phủ ban hành tại Quyết định số 2053/QĐ-TTg ngày 28/10/2022 như sau:</w:t>
       </w:r>
       <w:r>
         <w:rPr>
@@ -4916,7 +4916,7 @@
           <w:color w:val="000000"/>
           <w:rtl w:val="0"/>
         </w:rPr>
-        <w:t>Quyết định số 2053/QĐ-TTg nêu trên cũng đề ra các nhiệm vụ trọng tâm bắt buộc thực hiện, các nhiệm vụ ưu tiên thực hiện và các nhiệm vụ khuyến khích thực hiện như nhiệm vụ “Thực hiện giảm nhẹ phát thải KNK của ngành giao thông vận tải nhằm thực hiện NDC” giao Bộ Giao thông vận tải thực hiện, khuyến khích thực hiện giai đoạn từ 2022 - 2020 và bắt buộc thực hiện từ năm 2021 - 2030.</w:t>
+        <w:t>Quyết định số 2053/QĐ-TTg nêu trên cũng đề ra các nhiệm vụ trọng tâm bắt buộc thực hiện, các nhiệm vụ ưu tiên thực hiện và các nhiệm vụ khuyến khích thực hiện như nhiệm vụ “Thực hiện giảm nhẹ phát thải KNK của ngành giao thông vận tải nhằm thực hiện NDC” giao Bộ Giao thông vận tải thực hiện, khuyến khích thực hiện giai đoạn từ 2022 - 2022 và bắt buộc thực hiện từ năm 2021 - 2030.</w:t>
       </w:r>
     </w:p>
     <w:p>
@@ -5967,7 +5967,7 @@
         <w:rPr>
           <w:rtl w:val="0"/>
         </w:rPr>
-        <w:t>- Quy hoạch sửa đổi phát triển điện quốc gia giai đoạn 2011-2020, tầm nhìn đến năm 2030 được ban hành tại Quyết định số 428/QĐ-TTg ngày 18 tháng 3 năm 2022 đặt mục tiêu tăng tỷ lệ năng lượng tái tạo trong tổng lượng điện của cả nước lên 6,5% vào năm 2020, 6,9% vào năm 2025 và 10,7% vào năm 2030 cho điện gió, điện mặt trời, điện sinh khối và thủy điện nhỏ.</w:t>
+        <w:t>- Quy hoạch sửa đổi phát triển điện quốc gia giai đoạn 2011-2022, tầm nhìn đến năm 2030 được ban hành tại Quyết định số 428/QĐ-TTg ngày 18 tháng 3 năm 2022 đặt mục tiêu tăng tỷ lệ năng lượng tái tạo trong tổng lượng điện của cả nước lên 6,5% vào năm 2022, 6,9% vào năm 2025 và 10,7% vào năm 2030 cho điện gió, điện mặt trời, điện sinh khối và thủy điện nhỏ.</w:t>
       </w:r>
     </w:p>
     <w:p>
@@ -5980,7 +5980,7 @@
         <w:rPr>
           <w:rtl w:val="0"/>
         </w:rPr>
-        <w:t xml:space="preserve">- Cơ chế khuyến khích phát triển các dự án điện mặt trời tại Việt Nam được ban hành tại Quyết định số 11/2017/QĐ-TTg ngày 11 tháng 4 năm 2017 nêu rõ trách nhiệm của bên mua điện. Đi cùng với đó là các cơ chế khuyến khích đầu tư, thuế và và thuế quan điện, cụ thể là giá mua đối với điện năng được sản xuất từ các nhà máy điện mặt trời là 2.086 VND/kWh (không bao gồm VAT), tương đương 9,35 cent/kWh. Quyết định số 11/2017/QĐ-TTg đã hết hiệu lực, được thay thế bằng Quyết định số1513/2020/QĐ-TTg ngày 06 tháng 4 năm 2020 của Thủ tướng Chính phủ về cơ chế khuyến khích phát triển điện mặt trời tại Việt Nam.</w:t>
+        <w:t>- Cơ chế khuyến khích phát triển các dự án điện mặt trời tại Việt Nam được ban hành tại Quyết định số 11/2017/QĐ-TTg ngày 11 tháng 4 năm 2017 nêu rõ trách nhiệm của bên mua điện. Đi cùng với đó là các cơ chế khuyến khích đầu tư, thuế và và thuế quan điện, cụ thể là giá mua đối với điện năng được sản xuất từ các nhà máy điện mặt trời là 2.086 VND/kWh (không bao gồm VAT), tương đương 9,35 cent/kWh. Quyết định số 11/2017/QĐ-TTg đã hết hiệu lực, được thay thế bằng Quyết định số1513/2022/QĐ-TTg ngày 06 tháng 4 năm 2022 của Thủ tướng Chính phủ về cơ chế khuyến khích phát triển điện mặt trời tại Việt Nam.</w:t>
       </w:r>
     </w:p>
     <w:p>
@@ -6058,7 +6058,7 @@
         <w:rPr>
           <w:rtl w:val="0"/>
         </w:rPr>
-        <w:t xml:space="preserve">Trong lĩnh vực giao thông vận tải, ứng phó với biến đổi khí hậu được lồng ghép trong quá trình cập nhật, điều chỉnh, xây dựng các chiến lược, quy hoạch ngành, bao gồm: quy hoạch chi tiết các nhóm cảng biển; quy hoạch phát triển hệ thống cảng cạn Việt Nam; quy hoạch chi tiết hệ thống cảng cạn đến 2020, định hướng đến 2030; quy hoạch tổng thể phát triển giao thông vận tải đường thủy nội địa; chiến lược, quy hoạch phát triển giao thông vận tải đường sắt; quy hoạch sân bay Long Thành và các cảng hàng không khác... Việc sử dụng năng lượng tái tạo trong các hạng mục chiếu sáng công cộng và báo hiệu giao thông cũng được tăng cường. </w:t>
+        <w:t xml:space="preserve">Trong lĩnh vực giao thông vận tải, ứng phó với biến đổi khí hậu được lồng ghép trong quá trình cập nhật, điều chỉnh, xây dựng các chiến lược, quy hoạch ngành, bao gồm: quy hoạch chi tiết các nhóm cảng biển; quy hoạch phát triển hệ thống cảng cạn Việt Nam; quy hoạch chi tiết hệ thống cảng cạn đến 2022, định hướng đến 2030; quy hoạch tổng thể phát triển giao thông vận tải đường thủy nội địa; chiến lược, quy hoạch phát triển giao thông vận tải đường sắt; quy hoạch sân bay Long Thành và các cảng hàng không khác... Việc sử dụng năng lượng tái tạo trong các hạng mục chiếu sáng công cộng và báo hiệu giao thông cũng được tăng cường. </w:t>
       </w:r>
     </w:p>
     <w:p>
@@ -6085,7 +6085,7 @@
         <w:rPr>
           <w:rtl w:val="0"/>
         </w:rPr>
-        <w:t>Trong lĩnh vực nông nghiệp, Bộ NNPTNT đã ban hành Kế hoạch thực hiện NDC trong lĩnh vực nông nghiệp giai đoạn 2021-2030 tại Quyết định số 7208/QĐ-BNN ngày 25 tháng 8 năm 2022. Trong đó, các biện pháp cụ thể về thích ứng với BĐKH và giảm nhẹ phát thải KNK được đề xuất trong các mảng trồng trọt, chăn nuôi và nuôi trồng thủy hải sản. Ngoài ra, Tổ chức Lương thực và Nông nghiệp Liên hợp quốc (FAO) gần đây đã hỗ trợ Việt Nam nghiên cứu và phát triển nông nghiệp khí hậu thông minh (CSA) thông qua Dự án CSA: kết hợp hài hòa giữa giảm nhẹ, thích ứng và an ninh lương thực (5,3 triệu EUR). Bộ NNPTNT đã triển khai dự án tại ba tỉnh miền núi phía Bắc (bao gồm Điện Biên, Sơn La và Yên Bái) từ năm 2012 đến năm 2015. CSA cũng đã được đưa vào chiến lược giảm phát thải KNK của ngành đến năm 2020, trong đó mục tiêu giảm 2% số hộ nghèo hàng năm và giảm 2% lượng phát thải KNK mỗi năm. Do đó, NDC cập nhật đã xét đến các biện pháp liên quan đến CSA.</w:t>
+        <w:t>Trong lĩnh vực nông nghiệp, Bộ NNPTNT đã ban hành Kế hoạch thực hiện NDC trong lĩnh vực nông nghiệp giai đoạn 2021-2030 tại Quyết định số 7208/QĐ-BNN ngày 25 tháng 8 năm 2022. Trong đó, các biện pháp cụ thể về thích ứng với BĐKH và giảm nhẹ phát thải KNK được đề xuất trong các mảng trồng trọt, chăn nuôi và nuôi trồng thủy hải sản. Ngoài ra, Tổ chức Lương thực và Nông nghiệp Liên hợp quốc (FAO) gần đây đã hỗ trợ Việt Nam nghiên cứu và phát triển nông nghiệp khí hậu thông minh (CSA) thông qua Dự án CSA: kết hợp hài hòa giữa giảm nhẹ, thích ứng và an ninh lương thực (5,3 triệu EUR). Bộ NNPTNT đã triển khai dự án tại ba tỉnh miền núi phía Bắc (bao gồm Điện Biên, Sơn La và Yên Bái) từ năm 2012 đến năm 2015. CSA cũng đã được đưa vào chiến lược giảm phát thải KNK của ngành đến năm 2022, trong đó mục tiêu giảm 2% số hộ nghèo hàng năm và giảm 2% lượng phát thải KNK mỗi năm. Do đó, NDC cập nhật đã xét đến các biện pháp liên quan đến CSA.</w:t>
       </w:r>
     </w:p>
     <w:p>
@@ -6125,7 +6125,7 @@
         <w:rPr>
           <w:rtl w:val="0"/>
         </w:rPr>
-        <w:t xml:space="preserve">Tại Quyết định số 120/QĐ-TTg ngày 22 tháng 01 năm 2015, Thủ tướng Chính phủ đã phê duyệt Dự án Bảo vệ và phát triển rừng ven biển để ứng phó với BĐKH giai đoạn 2015-2020 với mục tiêu tăng diện tích trồng rừng ven biển lên 356.753 ha vào năm 2020, tăng độ che phủ rừng ven biển từ 16,9% (năm 2014) lên 19,5% vào năm 2020. Dự án đã đặt mục tiêu là trồng được 29.500 ha rừng ngập mặn. Các chính sách và kế hoạch trồng rừng và tái trồng rừng, đặc biệt là giai đoạn sau 2020 là thông tin đầu vào quan trọng cho cập nhật NDC của Việt Nam. Tuy nhiên, Bộ NNPTNT hiện chưa có kế hoạch phát triển rừng trong giai đoạn 2025-2030. Điều này có thể sẽ gây khó khăn cho việc đưa ra các giả định cho các biện pháp giảm nhẹ trong lĩnh vực LULUCF trong giai đoạn tới.</w:t>
+        <w:t>Tại Quyết định số 120/QĐ-TTg ngày 22 tháng 01 năm 2015, Thủ tướng Chính phủ đã phê duyệt Dự án Bảo vệ và phát triển rừng ven biển để ứng phó với BĐKH giai đoạn 2015-2022 với mục tiêu tăng diện tích trồng rừng ven biển lên 356.753 ha vào năm 2022, tăng độ che phủ rừng ven biển từ 16,9% (năm 2014) lên 19,5% vào năm 2022. Dự án đã đặt mục tiêu là trồng được 29.500 ha rừng ngập mặn. Các chính sách và kế hoạch trồng rừng và tái trồng rừng, đặc biệt là giai đoạn sau 2022 là thông tin đầu vào quan trọng cho cập nhật NDC của Việt Nam. Tuy nhiên, Bộ NNPTNT hiện chưa có kế hoạch phát triển rừng trong giai đoạn 2025-2030. Điều này có thể sẽ gây khó khăn cho việc đưa ra các giả định cho các biện pháp giảm nhẹ trong lĩnh vực LULUCF trong giai đoạn tới.</w:t>
       </w:r>
     </w:p>
     <w:p>
@@ -6138,7 +6138,7 @@
         <w:rPr>
           <w:rtl w:val="0"/>
         </w:rPr>
-        <w:t xml:space="preserve">Trong lĩnh vực LULUCF, Việt Nam đã chủ động thực hiện nhiều nỗ lực giảm phát thải, đặc biệt là trong khuôn khổ chương trình REDD+. Trong giai đoạn 2015-2020, các chương trình, dự án về REDD+ tập trung vào hoàn thiện thể chế chính sách, tăng cường năng lực, xây dựng hướng dẫn kỹ thuật (đường phát thải tham chiếu cho REDD+, MRV, cơ chế chia sẻ lợi ích...) và đầu tư thực hiện các hành động REDD+. Một số chương trình REDD+ đã tính toán tiềm năng giảm phát thải và tăng cường trữ lượng các bon rừng từ các hoạt động REDD+ cụ thể. Chương trình giảm phát thải vùng Bắc Trung Bộ dự kiến sẽ tạo ra khoảng 25 triệu tấn CO2tđ trong giai đoạn 2018-2025. Tăng tỷ lệ che phủ rừng, đến cuối năm 2019 tỷ lệ che phủ rừng toàn quốc là 41,89%. </w:t>
+        <w:t xml:space="preserve">Trong lĩnh vực LULUCF, Việt Nam đã chủ động thực hiện nhiều nỗ lực giảm phát thải, đặc biệt là trong khuôn khổ chương trình REDD+. Trong giai đoạn 2015-2022, các chương trình, dự án về REDD+ tập trung vào hoàn thiện thể chế chính sách, tăng cường năng lực, xây dựng hướng dẫn kỹ thuật (đường phát thải tham chiếu cho REDD+, MRV, cơ chế chia sẻ lợi ích...) và đầu tư thực hiện các hành động REDD+. Một số chương trình REDD+ đã tính toán tiềm năng giảm phát thải và tăng cường trữ lượng các bon rừng từ các hoạt động REDD+ cụ thể. Chương trình giảm phát thải vùng Bắc Trung Bộ dự kiến sẽ tạo ra khoảng 25 triệu tấn CO2tđ trong giai đoạn 2018-2025. Tăng tỷ lệ che phủ rừng, đến cuối năm 2019 tỷ lệ che phủ rừng toàn quốc là 41,89%. </w:t>
       </w:r>
     </w:p>
     <w:p>
@@ -6934,7 +6934,7 @@
                 <w:color w:val="000000"/>
                 <w:rtl w:val="0"/>
               </w:rPr>
-              <w:t xml:space="preserve">Bảng cân đối Năng lượng năm 2020, Viện Năng lượng, Bộ CT, 2020</w:t>
+              <w:t>Bảng cân đối Năng lượng năm 2022, Viện Năng lượng, Bộ CT, 2022</w:t>
             </w:r>
           </w:p>
         </w:tc>
@@ -6970,7 +6970,7 @@
                 <w:color w:val="000000"/>
                 <w:rtl w:val="0"/>
               </w:rPr>
-              <w:t xml:space="preserve">Hệ số quy đổi năng lượng của các loại than, dầu, khí và sinh khối, Viện Năng lượng, Bộ CT, 2020</w:t>
+              <w:t>Hệ số quy đổi năng lượng của các loại than, dầu, khí và sinh khối, Viện Năng lượng, Bộ CT, 2022</w:t>
             </w:r>
           </w:p>
           <w:p>
@@ -7061,7 +7061,7 @@
                 <w:color w:val="000000"/>
                 <w:rtl w:val="0"/>
               </w:rPr>
-              <w:t xml:space="preserve">Niên giám TK năm 2020, TCTK, 2021</w:t>
+              <w:t>Niên giám TK năm 2022, TCTK, 2021</w:t>
             </w:r>
           </w:p>
           <w:p>
@@ -7076,7 +7076,7 @@
                 <w:color w:val="000000"/>
                 <w:rtl w:val="0"/>
               </w:rPr>
-              <w:t xml:space="preserve">Báo cáo phân tích ngành thép năm 2020, Hiệp hội thép Việt Nam, 2020</w:t>
+              <w:t>Báo cáo phân tích ngành thép năm 2022, Hiệp hội thép Việt Nam, 2022</w:t>
             </w:r>
           </w:p>
           <w:p>
@@ -7091,7 +7091,7 @@
                 <w:color w:val="000000"/>
                 <w:rtl w:val="0"/>
               </w:rPr>
-              <w:t xml:space="preserve">Báo cáo số liệu sản xuất, nhập khẩu phân đạm, Cục Bảo vệ thực vật, Bộ NNPTNT, 2020</w:t>
+              <w:t>Báo cáo số liệu sản xuất, nhập khẩu phân đạm, Cục Bảo vệ thực vật, Bộ NNPTNT, 2022</w:t>
             </w:r>
           </w:p>
           <w:p>
@@ -7106,7 +7106,7 @@
                 <w:color w:val="000000"/>
                 <w:rtl w:val="0"/>
               </w:rPr>
-              <w:t xml:space="preserve">Báo cáo ngành xi măng năm 2020, Hiệp hội xi măng Việt Nam, 2020</w:t>
+              <w:t>Báo cáo ngành xi măng năm 2022, Hiệp hội xi măng Việt Nam, 2022</w:t>
             </w:r>
           </w:p>
           <w:p>
@@ -7121,7 +7121,7 @@
                 <w:color w:val="000000"/>
                 <w:rtl w:val="0"/>
               </w:rPr>
-              <w:t xml:space="preserve">Báo cáo kỹ thuật về dữ liệu đầu vào cho giảm phát thải KNK nhờ cải thiện quy trình công nghệ sản xuất VLXD, Bộ XD, 2020</w:t>
+              <w:t>Báo cáo kỹ thuật về dữ liệu đầu vào cho giảm phát thải KNK nhờ cải thiện quy trình công nghệ sản xuất VLXD, Bộ XD, 2022</w:t>
             </w:r>
           </w:p>
           <w:p>
@@ -7136,7 +7136,7 @@
                 <w:color w:val="000000"/>
                 <w:rtl w:val="0"/>
               </w:rPr>
-              <w:t xml:space="preserve">Báo cáo lượng tiêu thụ HFCs tại Việt Nam theo các lĩnh vực giai đoạn 2011-2020, Cục BĐKH, Bộ TNMT</w:t>
+              <w:t>Báo cáo lượng tiêu thụ HFCs tại Việt Nam theo các lĩnh vực giai đoạn 2011-2022, Cục BĐKH, Bộ TNMT</w:t>
             </w:r>
           </w:p>
           <w:p>
@@ -7151,7 +7151,7 @@
                 <w:color w:val="000000"/>
                 <w:rtl w:val="0"/>
               </w:rPr>
-              <w:t xml:space="preserve">Báo cáo cập nhật số liệu cho sản xuất axit Nitric, Cục Hóa chất, Bộ CT, 2020</w:t>
+              <w:t>Báo cáo cập nhật số liệu cho sản xuất axit Nitric, Cục Hóa chất, Bộ CT, 2022</w:t>
             </w:r>
           </w:p>
           <w:p>
@@ -7166,7 +7166,7 @@
                 <w:color w:val="000000"/>
                 <w:rtl w:val="0"/>
               </w:rPr>
-              <w:t xml:space="preserve">Báo cáo đánh giá, kiểm kê KNK trong sản xuất VLXD và đề xuất giải pháp quản lý phù hợp, Viện VLXD, Bộ XD, 2020</w:t>
+              <w:t>Báo cáo đánh giá, kiểm kê KNK trong sản xuất VLXD và đề xuất giải pháp quản lý phù hợp, Viện VLXD, Bộ XD, 2022</w:t>
             </w:r>
           </w:p>
         </w:tc>
@@ -7293,7 +7293,7 @@
                 <w:color w:val="000000"/>
                 <w:rtl w:val="0"/>
               </w:rPr>
-              <w:t xml:space="preserve">Niên giám TK năm 2020, TCTK, 2021</w:t>
+              <w:t>Niên giám TK năm 2022, TCTK, 2021</w:t>
             </w:r>
           </w:p>
           <w:p>
@@ -7308,7 +7308,7 @@
                 <w:color w:val="000000"/>
                 <w:rtl w:val="0"/>
               </w:rPr>
-              <w:t xml:space="preserve">Niên giám TK của ngành NNPTNT năm 2020, Bộ NNPTNT, 2021</w:t>
+              <w:t>Niên giám TK của ngành NNPTNT năm 2022, Bộ NNPTNT, 2021</w:t>
             </w:r>
           </w:p>
           <w:p>
@@ -7323,7 +7323,7 @@
                 <w:color w:val="000000"/>
                 <w:rtl w:val="0"/>
               </w:rPr>
-              <w:t xml:space="preserve">Báo cáo số liệu sản xuất, nhập khẩu phân đạm, Cục Bảo vệ thực vật, Bộ NNPTNT, 2020</w:t>
+              <w:t>Báo cáo số liệu sản xuất, nhập khẩu phân đạm, Cục Bảo vệ thực vật, Bộ NNPTNT, 2022</w:t>
             </w:r>
           </w:p>
           <w:p>
@@ -7338,7 +7338,7 @@
                 <w:color w:val="000000"/>
                 <w:rtl w:val="0"/>
               </w:rPr>
-              <w:t xml:space="preserve">Báo cáo Số liệu hiện trạng rừng năm 2020, Cục Kiểm lâm, Bộ NNPTNT, 2021</w:t>
+              <w:t>Báo cáo Số liệu hiện trạng rừng năm 2022, Cục Kiểm lâm, Bộ NNPTNT, 2021</w:t>
             </w:r>
           </w:p>
           <w:p>
@@ -7353,7 +7353,7 @@
                 <w:color w:val="000000"/>
                 <w:rtl w:val="0"/>
               </w:rPr>
-              <w:t xml:space="preserve">Ma trận lớp phủ bề mặt 2015-2020, Cục Viễn thám quốc gia, Bộ TNMT, 2021</w:t>
+              <w:t>Ma trận lớp phủ bề mặt 2015-2022, Cục Viễn thám quốc gia, Bộ TNMT, 2021</w:t>
             </w:r>
           </w:p>
         </w:tc>
@@ -7404,7 +7404,7 @@
                 <w:color w:val="000000"/>
                 <w:rtl w:val="0"/>
               </w:rPr>
-              <w:t xml:space="preserve">Tỷ lệ về các hình thức quản lý chất thải trong chăn nuôi của Việt Nam, Cục Chăn nuôi, Bộ NNPTNT, 2020</w:t>
+              <w:t>Tỷ lệ về các hình thức quản lý chất thải trong chăn nuôi của Việt Nam, Cục Chăn nuôi, Bộ NNPTNT, 2022</w:t>
             </w:r>
           </w:p>
           <w:p>
@@ -7434,7 +7434,7 @@
                 <w:color w:val="000000"/>
                 <w:rtl w:val="0"/>
               </w:rPr>
-              <w:t xml:space="preserve">Các thông số tăng trưởng sinh khối, sinh khối trên mặt đất của các kiểu rừng và hệ số BCEFr từ mất rừng sử dụng theo chuyên gia lâm nghiệp, Viện Điều tra Quy hoạch rừng, Bộ NNPTNT, 2020</w:t>
+              <w:t>Các thông số tăng trưởng sinh khối, sinh khối trên mặt đất của các kiểu rừng và hệ số BCEFr từ mất rừng sử dụng theo chuyên gia lâm nghiệp, Viện Điều tra Quy hoạch rừng, Bộ NNPTNT, 2022</w:t>
             </w:r>
           </w:p>
           <w:p>
@@ -7540,7 +7540,7 @@
                 <w:color w:val="000000"/>
                 <w:rtl w:val="0"/>
               </w:rPr>
-              <w:t xml:space="preserve">Niên giám TK năm 2020, TCTK, 2021</w:t>
+              <w:t>Niên giám TK năm 2022, TCTK, 2021</w:t>
             </w:r>
           </w:p>
           <w:p>
@@ -7555,7 +7555,7 @@
                 <w:color w:val="000000"/>
                 <w:rtl w:val="0"/>
               </w:rPr>
-              <w:t xml:space="preserve">Báo cáo hiện trạng môi trường quốc gia năm 2020, Bộ TNMT, 2021</w:t>
+              <w:t>Báo cáo hiện trạng môi trường quốc gia năm 2022, Bộ TNMT, 2021</w:t>
             </w:r>
           </w:p>
           <w:p>
@@ -7570,7 +7570,7 @@
                 <w:color w:val="000000"/>
                 <w:rtl w:val="0"/>
               </w:rPr>
-              <w:t xml:space="preserve">Báo cáo hiện trạng môi trường giai đoạn 2015-2020; 2011-2015, UBND 63 tỉnh và thành phố trực thuộc Trung ương</w:t>
+              <w:t>Báo cáo hiện trạng môi trường giai đoạn 2015-2022; 2011-2015, UBND 63 tỉnh và thành phố trực thuộc Trung ương</w:t>
             </w:r>
           </w:p>
         </w:tc>
@@ -7606,7 +7606,7 @@
                 <w:color w:val="000000"/>
                 <w:rtl w:val="0"/>
               </w:rPr>
-              <w:t xml:space="preserve">Tỷ lệ phát sinh chất thải rắn đô thị bình quân/người/ngày và tỷ lệ xử lý chất thải rắn trung bình tại các bãi chôn lấp, Báo cáo Diễn biến môi trường Việt Nam 2020 - Chất thải rắn, Bộ TNMT</w:t>
+              <w:t>Tỷ lệ phát sinh chất thải rắn đô thị bình quân/người/ngày và tỷ lệ xử lý chất thải rắn trung bình tại các bãi chôn lấp, Báo cáo Diễn biến môi trường Việt Nam 2022 - Chất thải rắn, Bộ TNMT</w:t>
             </w:r>
           </w:p>
           <w:p>
@@ -7621,7 +7621,7 @@
                 <w:color w:val="000000"/>
                 <w:rtl w:val="0"/>
               </w:rPr>
-              <w:t xml:space="preserve">Tỷ lệ phát sinh chất thải rắn nông thôn bình quân/người/ngày, Báo cáo môi trường quốc gia năm 2020 – Chất thải rắn, Bộ TNMT, 2020</w:t>
+              <w:t>Tỷ lệ phát sinh chất thải rắn nông thôn bình quân/người/ngày, Báo cáo môi trường quốc gia năm 2022 – Chất thải rắn, Bộ TNMT, 2022</w:t>
             </w:r>
           </w:p>
           <w:p>
@@ -7636,7 +7636,7 @@
                 <w:color w:val="000000"/>
                 <w:rtl w:val="0"/>
               </w:rPr>
-              <w:t xml:space="preserve">Tỷ lệ xử lý nước thải theo loại hình xử lý, Báo cáo hiện trạng môi trường quốc gia năm 2020, Bộ TNMT, 2020</w:t>
+              <w:t>Tỷ lệ xử lý nước thải theo loại hình xử lý, Báo cáo hiện trạng môi trường quốc gia năm 2022, Bộ TNMT, 2022</w:t>
             </w:r>
           </w:p>
           <w:p>
@@ -7729,7 +7729,7 @@
           <w:color w:val="000000"/>
           <w:rtl w:val="0"/>
         </w:rPr>
-        <w:t xml:space="preserve">Kiểm kê khí nhà kính năm 2020 ngoài việc đã áp dụng phiên bản tính toán cập nhật so với các kỳ kiểm kê trước là sử dụng Hướng dẫn IPCC2006, còn có những cải thiện so với kỳ kiểm kê trước như sau: </w:t>
+        <w:t xml:space="preserve">Kiểm kê khí nhà kính năm 2022 ngoài việc đã áp dụng phiên bản tính toán cập nhật so với các kỳ kiểm kê trước là sử dụng Hướng dẫn IPCC2006, còn có những cải thiện so với kỳ kiểm kê trước như sau: </w:t>
       </w:r>
     </w:p>
     <w:p>
@@ -7869,7 +7869,7 @@
         <w:rPr>
           <w:rtl w:val="0"/>
         </w:rPr>
-        <w:t xml:space="preserve">Bảng kết quả tổng hợp phát thải/hấp thụ khí nhà kính năm 2020 lĩnh vực AFOLU như sau: </w:t>
+        <w:t xml:space="preserve">Bảng kết quả tổng hợp phát thải/hấp thụ khí nhà kính năm 2022 lĩnh vực AFOLU như sau: </w:t>
       </w:r>
     </w:p>
     <w:p>
@@ -7920,7 +7920,7 @@
           <w:vertAlign w:val="baseline"/>
           <w:rtl w:val="0"/>
         </w:rPr>
-        <w:t xml:space="preserve">Bảng 2.1. Tổng phát thải/hấp thụ khí nhà kính năm 2020 lĩnh vực AFOLU</w:t>
+        <w:t>Bảng 2.1. Tổng phát thải/hấp thụ khí nhà kính năm 2022 lĩnh vực AFOLU</w:t>
       </w:r>
       <w:r>
         <w:rPr>
@@ -21155,7 +21155,7 @@
           <w:vertAlign w:val="baseline"/>
           <w:rtl w:val="0"/>
         </w:rPr>
-        <w:t xml:space="preserve">Bộ Nông nghiệp và Phát triển Nông thôn, Niên giám thống kê ngành Nông nghiệp và Phát triển Nông thôn năm 2020;</w:t>
+        <w:t>Bộ Nông nghiệp và Phát triển Nông thôn, Niên giám thống kê ngành Nông nghiệp và Phát triển Nông thôn năm 2022;</w:t>
       </w:r>
     </w:p>
     <w:p>
@@ -21196,7 +21196,7 @@
           <w:vertAlign w:val="baseline"/>
           <w:rtl w:val="0"/>
         </w:rPr>
-        <w:t xml:space="preserve">Bộ Tài nguyên và Môi trường, Báo cáo kiểm kê quốc gia khí nhà kính của Việt Nam năm 2020;</w:t>
+        <w:t>Bộ Tài nguyên và Môi trường, Báo cáo kiểm kê quốc gia khí nhà kính của Việt Nam năm 2022;</w:t>
       </w:r>
     </w:p>
     <w:p>
@@ -21512,7 +21512,7 @@
           <w:vertAlign w:val="baseline"/>
           <w:rtl w:val="0"/>
         </w:rPr>
-        <w:t xml:space="preserve">Tổng cục Thống kê, Niên giám Thống kê năm 2020;</w:t>
+        <w:t>Tổng cục Thống kê, Niên giám Thống kê năm 2022;</w:t>
       </w:r>
     </w:p>
     <w:p>
